--- a/06-学生侧材料/讲义/2026-06-23-误差处理与分光光度法.docx
+++ b/06-学生侧材料/讲义/2026-06-23-误差处理与分光光度法.docx
@@ -2,7 +2,7 @@
 <file path=word/document.xml><?xml version="1.0" encoding="utf-8"?>
 <w:document xmlns:w="http://schemas.openxmlformats.org/wordprocessingml/2006/main" xmlns:m="http://schemas.openxmlformats.org/officeDocument/2006/math" xmlns:r="http://schemas.openxmlformats.org/officeDocument/2006/relationships" xmlns:o="urn:schemas-microsoft-com:office:office" xmlns:v="urn:schemas-microsoft-com:vml" xmlns:w10="urn:schemas-microsoft-com:office:word" xmlns:a="http://schemas.openxmlformats.org/drawingml/2006/main" xmlns:pic="http://schemas.openxmlformats.org/drawingml/2006/picture" xmlns:wp="http://schemas.openxmlformats.org/drawingml/2006/wordprocessingDrawing">
   <w:body>
-    <w:bookmarkStart w:id="62" w:name="学生讲义误差处理与分光光度法"/>
+    <w:bookmarkStart w:id="71" w:name="学生讲义误差处理与分光光度法"/>
     <w:p>
       <w:pPr>
         <w:pStyle w:val="Heading1"/>
@@ -242,6 +242,14 @@
         <w:t xml:space="preserve"> </w:t>
       </w:r>
       <m:oMath>
+        <m:oMathPr>
+          <m:ctrlPr>
+            <w:rPr>
+              <w:sz w:val="28"/>
+              <w:szCs w:val="28"/>
+            </w:rPr>
+          </m:ctrlPr>
+        </m:oMathPr>
         <m:r>
           <m:t>A</m:t>
         </m:r>
@@ -372,6 +380,12 @@
       <m:oMathPara>
         <m:oMathParaPr>
           <m:jc m:val="center"/>
+          <m:ctrlPr>
+            <w:rPr>
+              <w:sz w:val="28"/>
+              <w:szCs w:val="28"/>
+            </w:rPr>
+          </m:ctrlPr>
         </m:oMathParaPr>
         <m:oMath>
           <m:r>
@@ -562,6 +576,14 @@
         <w:t xml:space="preserve"> </w:t>
       </w:r>
       <m:oMath>
+        <m:oMathPr>
+          <m:ctrlPr>
+            <w:rPr>
+              <w:sz w:val="28"/>
+              <w:szCs w:val="28"/>
+            </w:rPr>
+          </m:ctrlPr>
+        </m:oMathPr>
         <m:r>
           <m:rPr>
             <m:sty m:val="p"/>
@@ -661,7 +683,7 @@
           <w:p>
             <w:pPr>
               <w:pStyle w:val="Compact"/>
-              <w:jc w:val="left"/>
+              <w:jc w:val="center"/>
             </w:pPr>
             <w:r>
               <w:rPr>
@@ -677,7 +699,7 @@
           <w:p>
             <w:pPr>
               <w:pStyle w:val="Compact"/>
-              <w:jc w:val="left"/>
+              <w:jc w:val="center"/>
             </w:pPr>
             <w:r>
               <w:rPr>
@@ -693,7 +715,7 @@
           <w:p>
             <w:pPr>
               <w:pStyle w:val="Compact"/>
-              <w:jc w:val="left"/>
+              <w:jc w:val="center"/>
             </w:pPr>
             <w:r>
               <w:rPr>
@@ -709,7 +731,7 @@
           <w:p>
             <w:pPr>
               <w:pStyle w:val="Compact"/>
-              <w:jc w:val="left"/>
+              <w:jc w:val="center"/>
             </w:pPr>
             <w:r>
               <w:rPr>
@@ -725,7 +747,7 @@
           <w:p>
             <w:pPr>
               <w:pStyle w:val="Compact"/>
-              <w:jc w:val="left"/>
+              <w:jc w:val="center"/>
             </w:pPr>
             <w:r>
               <w:rPr>
@@ -743,7 +765,7 @@
           <w:p>
             <w:pPr>
               <w:pStyle w:val="Compact"/>
-              <w:jc w:val="left"/>
+              <w:jc w:val="center"/>
             </w:pPr>
             <w:r>
               <w:rPr>
@@ -760,7 +782,7 @@
           <w:p>
             <w:pPr>
               <w:pStyle w:val="Compact"/>
-              <w:jc w:val="left"/>
+              <w:jc w:val="center"/>
             </w:pPr>
             <w:r>
               <w:rPr>
@@ -775,7 +797,7 @@
           <w:p>
             <w:pPr>
               <w:pStyle w:val="Compact"/>
-              <w:jc w:val="left"/>
+              <w:jc w:val="center"/>
             </w:pPr>
             <w:r>
               <w:rPr>
@@ -790,7 +812,7 @@
           <w:p>
             <w:pPr>
               <w:pStyle w:val="Compact"/>
-              <w:jc w:val="left"/>
+              <w:jc w:val="center"/>
             </w:pPr>
             <w:r>
               <w:rPr>
@@ -805,7 +827,7 @@
           <w:p>
             <w:pPr>
               <w:pStyle w:val="Compact"/>
-              <w:jc w:val="left"/>
+              <w:jc w:val="center"/>
             </w:pPr>
             <w:r>
               <w:rPr>
@@ -822,7 +844,7 @@
           <w:p>
             <w:pPr>
               <w:pStyle w:val="Compact"/>
-              <w:jc w:val="left"/>
+              <w:jc w:val="center"/>
             </w:pPr>
             <w:r>
               <w:rPr>
@@ -839,7 +861,7 @@
           <w:p>
             <w:pPr>
               <w:pStyle w:val="Compact"/>
-              <w:jc w:val="left"/>
+              <w:jc w:val="center"/>
             </w:pPr>
             <w:r>
               <w:rPr>
@@ -854,7 +876,7 @@
           <w:p>
             <w:pPr>
               <w:pStyle w:val="Compact"/>
-              <w:jc w:val="left"/>
+              <w:jc w:val="center"/>
             </w:pPr>
             <w:r>
               <w:rPr>
@@ -869,7 +891,7 @@
           <w:p>
             <w:pPr>
               <w:pStyle w:val="Compact"/>
-              <w:jc w:val="left"/>
+              <w:jc w:val="center"/>
             </w:pPr>
             <w:r>
               <w:rPr>
@@ -884,7 +906,7 @@
           <w:p>
             <w:pPr>
               <w:pStyle w:val="Compact"/>
-              <w:jc w:val="left"/>
+              <w:jc w:val="center"/>
             </w:pPr>
             <w:r>
               <w:rPr>
@@ -940,7 +962,7 @@
           <w:p>
             <w:pPr>
               <w:pStyle w:val="Compact"/>
-              <w:jc w:val="left"/>
+              <w:jc w:val="center"/>
             </w:pPr>
             <w:r>
               <w:rPr>
@@ -957,7 +979,7 @@
           <w:p>
             <w:pPr>
               <w:pStyle w:val="Compact"/>
-              <w:jc w:val="left"/>
+              <w:jc w:val="center"/>
             </w:pPr>
             <w:r>
               <w:rPr>
@@ -972,7 +994,7 @@
           <w:p>
             <w:pPr>
               <w:pStyle w:val="Compact"/>
-              <w:jc w:val="left"/>
+              <w:jc w:val="center"/>
             </w:pPr>
             <w:r>
               <w:rPr>
@@ -987,7 +1009,7 @@
           <w:p>
             <w:pPr>
               <w:pStyle w:val="Compact"/>
-              <w:jc w:val="left"/>
+              <w:jc w:val="center"/>
             </w:pPr>
             <w:r>
               <w:rPr>
@@ -1002,7 +1024,7 @@
           <w:p>
             <w:pPr>
               <w:pStyle w:val="Compact"/>
-              <w:jc w:val="left"/>
+              <w:jc w:val="center"/>
             </w:pPr>
             <w:r>
               <w:rPr>
@@ -1026,12 +1048,6 @@
       <w:pPr>
         <w:pStyle w:val="BlockText"/>
       </w:pPr>
-      <w:r>
-        <w:t xml:space="preserve">💡</w:t>
-      </w:r>
-      <w:r>
-        <w:t xml:space="preserve"> </w:t>
-      </w:r>
       <w:r>
         <w:rPr>
           <w:rFonts w:hint="eastAsia" w:eastAsia="SimSun" w:ascii="Times New Roman" w:hAnsi="Times New Roman"/>
@@ -1091,7 +1107,7 @@
           <w:p>
             <w:pPr>
               <w:pStyle w:val="Compact"/>
-              <w:jc w:val="left"/>
+              <w:jc w:val="center"/>
             </w:pPr>
             <w:r>
               <w:rPr>
@@ -1107,7 +1123,7 @@
           <w:p>
             <w:pPr>
               <w:pStyle w:val="Compact"/>
-              <w:jc w:val="left"/>
+              <w:jc w:val="center"/>
             </w:pPr>
             <w:r>
               <w:rPr>
@@ -1123,7 +1139,7 @@
           <w:p>
             <w:pPr>
               <w:pStyle w:val="Compact"/>
-              <w:jc w:val="left"/>
+              <w:jc w:val="center"/>
             </w:pPr>
             <w:r>
               <w:rPr>
@@ -1139,7 +1155,7 @@
           <w:p>
             <w:pPr>
               <w:pStyle w:val="Compact"/>
-              <w:jc w:val="left"/>
+              <w:jc w:val="center"/>
             </w:pPr>
             <w:r>
               <w:rPr>
@@ -1157,7 +1173,7 @@
           <w:p>
             <w:pPr>
               <w:pStyle w:val="Compact"/>
-              <w:jc w:val="left"/>
+              <w:jc w:val="center"/>
             </w:pPr>
             <w:r>
               <w:rPr>
@@ -1174,7 +1190,7 @@
           <w:p>
             <w:pPr>
               <w:pStyle w:val="Compact"/>
-              <w:jc w:val="left"/>
+              <w:jc w:val="center"/>
             </w:pPr>
             <w:r>
               <w:rPr>
@@ -1189,7 +1205,7 @@
           <w:p>
             <w:pPr>
               <w:pStyle w:val="Compact"/>
-              <w:jc w:val="left"/>
+              <w:jc w:val="center"/>
             </w:pPr>
             <w:r>
               <w:rPr>
@@ -1204,7 +1220,7 @@
           <w:p>
             <w:pPr>
               <w:pStyle w:val="Compact"/>
-              <w:jc w:val="left"/>
+              <w:jc w:val="center"/>
             </w:pPr>
             <w:r>
               <w:rPr>
@@ -1221,7 +1237,7 @@
           <w:p>
             <w:pPr>
               <w:pStyle w:val="Compact"/>
-              <w:jc w:val="left"/>
+              <w:jc w:val="center"/>
             </w:pPr>
             <w:r>
               <w:rPr>
@@ -1238,7 +1254,7 @@
           <w:p>
             <w:pPr>
               <w:pStyle w:val="Compact"/>
-              <w:jc w:val="left"/>
+              <w:jc w:val="center"/>
             </w:pPr>
             <w:r>
               <w:rPr>
@@ -1253,7 +1269,7 @@
           <w:p>
             <w:pPr>
               <w:pStyle w:val="Compact"/>
-              <w:jc w:val="left"/>
+              <w:jc w:val="center"/>
             </w:pPr>
             <w:r>
               <w:rPr>
@@ -1268,7 +1284,7 @@
           <w:p>
             <w:pPr>
               <w:pStyle w:val="Compact"/>
-              <w:jc w:val="left"/>
+              <w:jc w:val="center"/>
             </w:pPr>
             <w:r>
               <w:rPr>
@@ -1285,7 +1301,7 @@
           <w:p>
             <w:pPr>
               <w:pStyle w:val="Compact"/>
-              <w:jc w:val="left"/>
+              <w:jc w:val="center"/>
             </w:pPr>
             <w:r>
               <w:rPr>
@@ -1302,7 +1318,7 @@
           <w:p>
             <w:pPr>
               <w:pStyle w:val="Compact"/>
-              <w:jc w:val="left"/>
+              <w:jc w:val="center"/>
             </w:pPr>
             <w:r>
               <w:rPr>
@@ -1317,7 +1333,7 @@
           <w:p>
             <w:pPr>
               <w:pStyle w:val="Compact"/>
-              <w:jc w:val="left"/>
+              <w:jc w:val="center"/>
             </w:pPr>
             <w:r>
               <w:rPr>
@@ -1332,7 +1348,7 @@
           <w:p>
             <w:pPr>
               <w:pStyle w:val="Compact"/>
-              <w:jc w:val="left"/>
+              <w:jc w:val="center"/>
             </w:pPr>
             <w:r>
               <w:rPr>
@@ -1349,7 +1365,7 @@
           <w:p>
             <w:pPr>
               <w:pStyle w:val="Compact"/>
-              <w:jc w:val="left"/>
+              <w:jc w:val="center"/>
             </w:pPr>
             <w:r>
               <w:rPr>
@@ -1366,7 +1382,7 @@
           <w:p>
             <w:pPr>
               <w:pStyle w:val="Compact"/>
-              <w:jc w:val="left"/>
+              <w:jc w:val="center"/>
             </w:pPr>
             <w:r>
               <w:rPr>
@@ -1381,7 +1397,7 @@
           <w:p>
             <w:pPr>
               <w:pStyle w:val="Compact"/>
-              <w:jc w:val="left"/>
+              <w:jc w:val="center"/>
             </w:pPr>
             <w:r>
               <w:rPr>
@@ -1396,7 +1412,7 @@
           <w:p>
             <w:pPr>
               <w:pStyle w:val="Compact"/>
-              <w:jc w:val="left"/>
+              <w:jc w:val="center"/>
             </w:pPr>
             <w:r>
               <w:rPr>
@@ -1530,7 +1546,7 @@
           <w:p>
             <w:pPr>
               <w:pStyle w:val="Compact"/>
-              <w:jc w:val="left"/>
+              <w:jc w:val="center"/>
             </w:pPr>
             <w:r>
               <w:rPr>
@@ -1546,7 +1562,7 @@
           <w:p>
             <w:pPr>
               <w:pStyle w:val="Compact"/>
-              <w:jc w:val="left"/>
+              <w:jc w:val="center"/>
             </w:pPr>
             <w:r>
               <w:rPr>
@@ -1562,7 +1578,7 @@
           <w:p>
             <w:pPr>
               <w:pStyle w:val="Compact"/>
-              <w:jc w:val="left"/>
+              <w:jc w:val="center"/>
             </w:pPr>
             <w:r>
               <w:rPr>
@@ -1580,7 +1596,7 @@
           <w:p>
             <w:pPr>
               <w:pStyle w:val="Compact"/>
-              <w:jc w:val="left"/>
+              <w:jc w:val="center"/>
             </w:pPr>
             <w:r>
               <w:rPr>
@@ -1595,7 +1611,7 @@
           <w:p>
             <w:pPr>
               <w:pStyle w:val="Compact"/>
-              <w:jc w:val="left"/>
+              <w:jc w:val="center"/>
             </w:pPr>
             <m:oMath>
               <m:sSub>
@@ -1652,7 +1668,7 @@
           <w:p>
             <w:pPr>
               <w:pStyle w:val="Compact"/>
-              <w:jc w:val="left"/>
+              <w:jc w:val="center"/>
             </w:pPr>
             <w:r>
               <w:rPr>
@@ -1669,7 +1685,7 @@
           <w:p>
             <w:pPr>
               <w:pStyle w:val="Compact"/>
-              <w:jc w:val="left"/>
+              <w:jc w:val="center"/>
             </w:pPr>
             <w:r>
               <w:rPr>
@@ -1684,7 +1700,7 @@
           <w:p>
             <w:pPr>
               <w:pStyle w:val="Compact"/>
-              <w:jc w:val="left"/>
+              <w:jc w:val="center"/>
             </w:pPr>
             <m:oMath>
               <m:acc>
@@ -1753,7 +1769,7 @@
           <w:p>
             <w:pPr>
               <w:pStyle w:val="Compact"/>
-              <w:jc w:val="left"/>
+              <w:jc w:val="center"/>
             </w:pPr>
             <w:r>
               <w:rPr>
@@ -1770,7 +1786,7 @@
           <w:p>
             <w:pPr>
               <w:pStyle w:val="Compact"/>
-              <w:jc w:val="left"/>
+              <w:jc w:val="center"/>
             </w:pPr>
             <w:r>
               <w:rPr>
@@ -1785,7 +1801,7 @@
           <w:p>
             <w:pPr>
               <w:pStyle w:val="Compact"/>
-              <w:jc w:val="left"/>
+              <w:jc w:val="center"/>
             </w:pPr>
             <m:oMath>
               <m:sSub>
@@ -1865,7 +1881,7 @@
           <w:p>
             <w:pPr>
               <w:pStyle w:val="Compact"/>
-              <w:jc w:val="left"/>
+              <w:jc w:val="center"/>
             </w:pPr>
             <w:r>
               <w:rPr>
@@ -1882,7 +1898,7 @@
           <w:p>
             <w:pPr>
               <w:pStyle w:val="Compact"/>
-              <w:jc w:val="left"/>
+              <w:jc w:val="center"/>
             </w:pPr>
             <w:r>
               <w:rPr>
@@ -1899,7 +1915,7 @@
           <w:p>
             <w:pPr>
               <w:pStyle w:val="Compact"/>
-              <w:jc w:val="left"/>
+              <w:jc w:val="center"/>
             </w:pPr>
             <m:oMath>
               <m:r>
@@ -2003,7 +2019,7 @@
           <w:p>
             <w:pPr>
               <w:pStyle w:val="Compact"/>
-              <w:jc w:val="left"/>
+              <w:jc w:val="center"/>
             </w:pPr>
             <w:r>
               <w:rPr>
@@ -2020,7 +2036,7 @@
           <w:p>
             <w:pPr>
               <w:pStyle w:val="Compact"/>
-              <w:jc w:val="left"/>
+              <w:jc w:val="center"/>
             </w:pPr>
             <w:r>
               <w:rPr>
@@ -2037,7 +2053,7 @@
           <w:p>
             <w:pPr>
               <w:pStyle w:val="Compact"/>
-              <w:jc w:val="left"/>
+              <w:jc w:val="center"/>
             </w:pPr>
             <m:oMath>
               <m:r>
@@ -2109,7 +2125,7 @@
           <w:p>
             <w:pPr>
               <w:pStyle w:val="Compact"/>
-              <w:jc w:val="left"/>
+              <w:jc w:val="center"/>
             </w:pPr>
             <w:r>
               <w:rPr>
@@ -2205,7 +2221,7 @@
           <w:p>
             <w:pPr>
               <w:pStyle w:val="Compact"/>
-              <w:jc w:val="left"/>
+              <w:jc w:val="center"/>
             </w:pPr>
             <w:r>
               <w:rPr>
@@ -2253,7 +2269,7 @@
           <w:p>
             <w:pPr>
               <w:pStyle w:val="Compact"/>
-              <w:jc w:val="left"/>
+              <w:jc w:val="center"/>
             </w:pPr>
             <w:r>
               <w:rPr>
@@ -2288,7 +2304,7 @@
           <w:p>
             <w:pPr>
               <w:pStyle w:val="Compact"/>
-              <w:jc w:val="left"/>
+              <w:jc w:val="center"/>
             </w:pPr>
             <w:r>
               <w:rPr>
@@ -2333,7 +2349,7 @@
           <w:p>
             <w:pPr>
               <w:pStyle w:val="Compact"/>
-              <w:jc w:val="left"/>
+              <w:jc w:val="center"/>
             </w:pPr>
             <w:r>
               <w:rPr>
@@ -2387,7 +2403,7 @@
           <w:p>
             <w:pPr>
               <w:pStyle w:val="Compact"/>
-              <w:jc w:val="left"/>
+              <w:jc w:val="center"/>
             </w:pPr>
             <w:r>
               <w:rPr>
@@ -2432,20 +2448,8 @@
           <w:p>
             <w:pPr>
               <w:pStyle w:val="Compact"/>
-              <w:jc w:val="left"/>
-            </w:pPr>
-            <w:r>
-              <w:rPr>
-                <w:rFonts w:ascii="Times New Roman" w:hAnsi="Times New Roman" w:eastAsia="SimSun"/>
-              </w:rPr>
-              <w:t xml:space="preserve">⚠️</w:t>
-            </w:r>
-            <w:r>
-              <w:rPr>
-                <w:rFonts w:ascii="Times New Roman" w:hAnsi="Times New Roman" w:eastAsia="SimSun"/>
-              </w:rPr>
-              <w:t xml:space="preserve"> </w:t>
-            </w:r>
+              <w:jc w:val="center"/>
+            </w:pPr>
             <w:r>
               <w:rPr>
                 <w:rFonts w:hint="eastAsia" w:ascii="Times New Roman" w:hAnsi="Times New Roman" w:eastAsia="SimSun"/>
@@ -2486,7 +2490,7 @@
           <w:p>
             <w:pPr>
               <w:pStyle w:val="Compact"/>
-              <w:jc w:val="left"/>
+              <w:jc w:val="center"/>
             </w:pPr>
             <w:r>
               <w:rPr>
@@ -2531,7 +2535,7 @@
           <w:p>
             <w:pPr>
               <w:pStyle w:val="Compact"/>
-              <w:jc w:val="left"/>
+              <w:jc w:val="center"/>
             </w:pPr>
             <w:r>
               <w:rPr>
@@ -2585,7 +2589,7 @@
           <w:p>
             <w:pPr>
               <w:pStyle w:val="Compact"/>
-              <w:jc w:val="left"/>
+              <w:jc w:val="center"/>
             </w:pPr>
             <w:r>
               <w:rPr>
@@ -2630,20 +2634,8 @@
           <w:p>
             <w:pPr>
               <w:pStyle w:val="Compact"/>
-              <w:jc w:val="left"/>
-            </w:pPr>
-            <w:r>
-              <w:rPr>
-                <w:rFonts w:ascii="Times New Roman" w:hAnsi="Times New Roman" w:eastAsia="SimSun"/>
-              </w:rPr>
-              <w:t xml:space="preserve">⚠️</w:t>
-            </w:r>
-            <w:r>
-              <w:rPr>
-                <w:rFonts w:ascii="Times New Roman" w:hAnsi="Times New Roman" w:eastAsia="SimSun"/>
-              </w:rPr>
-              <w:t xml:space="preserve"> </w:t>
-            </w:r>
+              <w:jc w:val="center"/>
+            </w:pPr>
             <w:r>
               <w:rPr>
                 <w:rFonts w:hint="eastAsia" w:ascii="Times New Roman" w:hAnsi="Times New Roman" w:eastAsia="SimSun"/>
@@ -2758,7 +2750,7 @@
           <w:p>
             <w:pPr>
               <w:pStyle w:val="Compact"/>
-              <w:jc w:val="left"/>
+              <w:jc w:val="center"/>
             </w:pPr>
             <w:r>
               <w:rPr>
@@ -2774,7 +2766,7 @@
           <w:p>
             <w:pPr>
               <w:pStyle w:val="Compact"/>
-              <w:jc w:val="left"/>
+              <w:jc w:val="center"/>
             </w:pPr>
             <w:r>
               <w:rPr>
@@ -2790,7 +2782,7 @@
           <w:p>
             <w:pPr>
               <w:pStyle w:val="Compact"/>
-              <w:jc w:val="left"/>
+              <w:jc w:val="center"/>
             </w:pPr>
             <w:r>
               <w:rPr>
@@ -2808,7 +2800,7 @@
           <w:p>
             <w:pPr>
               <w:pStyle w:val="Compact"/>
-              <w:jc w:val="left"/>
+              <w:jc w:val="center"/>
             </w:pPr>
             <m:oMath>
               <m:r>
@@ -2849,7 +2841,7 @@
           <w:p>
             <w:pPr>
               <w:pStyle w:val="Compact"/>
-              <w:jc w:val="left"/>
+              <w:jc w:val="center"/>
             </w:pPr>
             <m:oMath>
               <m:sSub>
@@ -2926,7 +2918,7 @@
           <w:p>
             <w:pPr>
               <w:pStyle w:val="Compact"/>
-              <w:jc w:val="left"/>
+              <w:jc w:val="center"/>
             </w:pPr>
             <w:r>
               <w:rPr>
@@ -2943,7 +2935,7 @@
           <w:p>
             <w:pPr>
               <w:pStyle w:val="Compact"/>
-              <w:jc w:val="left"/>
+              <w:jc w:val="center"/>
             </w:pPr>
             <m:oMath>
               <m:r>
@@ -2978,7 +2970,7 @@
           <w:p>
             <w:pPr>
               <w:pStyle w:val="Compact"/>
-              <w:jc w:val="left"/>
+              <w:jc w:val="center"/>
             </w:pPr>
             <w:r>
               <w:rPr>
@@ -2993,7 +2985,7 @@
           <w:p>
             <w:pPr>
               <w:pStyle w:val="Compact"/>
-              <w:jc w:val="left"/>
+              <w:jc w:val="center"/>
             </w:pPr>
             <m:oMath>
               <m:f>
@@ -3120,7 +3112,7 @@
           <w:p>
             <w:pPr>
               <w:pStyle w:val="Compact"/>
-              <w:jc w:val="left"/>
+              <w:jc w:val="center"/>
             </w:pPr>
             <m:oMath>
               <m:r>
@@ -3155,7 +3147,7 @@
           <w:p>
             <w:pPr>
               <w:pStyle w:val="Compact"/>
-              <w:jc w:val="left"/>
+              <w:jc w:val="center"/>
             </w:pPr>
             <w:r>
               <w:rPr>
@@ -3170,7 +3162,7 @@
           <w:p>
             <w:pPr>
               <w:pStyle w:val="Compact"/>
-              <w:jc w:val="left"/>
+              <w:jc w:val="center"/>
             </w:pPr>
             <m:oMath>
               <m:f>
@@ -3240,7 +3232,7 @@
           <w:p>
             <w:pPr>
               <w:pStyle w:val="Compact"/>
-              <w:jc w:val="left"/>
+              <w:jc w:val="center"/>
             </w:pPr>
             <m:oMath>
               <m:r>
@@ -3272,7 +3264,7 @@
           <w:p>
             <w:pPr>
               <w:pStyle w:val="Compact"/>
-              <w:jc w:val="left"/>
+              <w:jc w:val="center"/>
             </w:pPr>
             <m:oMath>
               <m:sSub>
@@ -3331,7 +3323,7 @@
           <w:p>
             <w:pPr>
               <w:pStyle w:val="Compact"/>
-              <w:jc w:val="left"/>
+              <w:jc w:val="center"/>
             </w:pPr>
             <w:r>
               <w:rPr>
@@ -3382,7 +3374,7 @@
           <w:p>
             <w:pPr>
               <w:pStyle w:val="Compact"/>
-              <w:jc w:val="left"/>
+              <w:jc w:val="center"/>
             </w:pPr>
             <w:r>
               <w:rPr>
@@ -3398,7 +3390,7 @@
           <w:p>
             <w:pPr>
               <w:pStyle w:val="Compact"/>
-              <w:jc w:val="left"/>
+              <w:jc w:val="center"/>
             </w:pPr>
             <w:r>
               <w:rPr>
@@ -3416,7 +3408,7 @@
           <w:p>
             <w:pPr>
               <w:pStyle w:val="Compact"/>
-              <w:jc w:val="left"/>
+              <w:jc w:val="center"/>
             </w:pPr>
             <m:oMath>
               <m:r>
@@ -3457,7 +3449,7 @@
           <w:p>
             <w:pPr>
               <w:pStyle w:val="Compact"/>
-              <w:jc w:val="left"/>
+              <w:jc w:val="center"/>
             </w:pPr>
             <m:oMath>
               <m:sSubSup>
@@ -3576,7 +3568,7 @@
           <w:p>
             <w:pPr>
               <w:pStyle w:val="Compact"/>
-              <w:jc w:val="left"/>
+              <w:jc w:val="center"/>
             </w:pPr>
             <m:oMath>
               <m:r>
@@ -3611,7 +3603,7 @@
           <w:p>
             <w:pPr>
               <w:pStyle w:val="Compact"/>
-              <w:jc w:val="left"/>
+              <w:jc w:val="center"/>
             </w:pPr>
             <m:oMath>
               <m:f>
@@ -3794,9 +3786,6 @@
         <w:pStyle w:val="BlockText"/>
       </w:pPr>
       <w:r>
-        <w:t xml:space="preserve">⚠️ </w:t>
-      </w:r>
-      <w:r>
         <w:rPr>
           <w:rFonts w:hint="eastAsia" w:eastAsia="SimSun" w:ascii="Times New Roman" w:hAnsi="Times New Roman"/>
         </w:rPr>
@@ -3870,7 +3859,7 @@
           <w:p>
             <w:pPr>
               <w:pStyle w:val="Compact"/>
-              <w:jc w:val="left"/>
+              <w:jc w:val="center"/>
             </w:pPr>
             <w:r>
               <w:rPr>
@@ -3886,7 +3875,7 @@
           <w:p>
             <w:pPr>
               <w:pStyle w:val="Compact"/>
-              <w:jc w:val="left"/>
+              <w:jc w:val="center"/>
             </w:pPr>
             <w:r>
               <w:rPr>
@@ -3904,7 +3893,7 @@
           <w:p>
             <w:pPr>
               <w:pStyle w:val="Compact"/>
-              <w:jc w:val="left"/>
+              <w:jc w:val="center"/>
             </w:pPr>
             <w:r>
               <w:rPr>
@@ -3919,7 +3908,7 @@
           <w:p>
             <w:pPr>
               <w:pStyle w:val="Compact"/>
-              <w:jc w:val="left"/>
+              <w:jc w:val="center"/>
             </w:pPr>
             <m:oMath>
               <m:r>
@@ -4058,7 +4047,7 @@
           <w:p>
             <w:pPr>
               <w:pStyle w:val="Compact"/>
-              <w:jc w:val="left"/>
+              <w:jc w:val="center"/>
             </w:pPr>
             <w:r>
               <w:rPr>
@@ -4073,7 +4062,7 @@
           <w:p>
             <w:pPr>
               <w:pStyle w:val="Compact"/>
-              <w:jc w:val="left"/>
+              <w:jc w:val="center"/>
             </w:pPr>
             <m:oMath>
               <m:sSub>
@@ -4282,6 +4271,14 @@
         <w:t xml:space="preserve">：</w:t>
       </w:r>
       <m:oMath>
+        <m:oMathPr>
+          <m:ctrlPr>
+            <w:rPr>
+              <w:sz w:val="28"/>
+              <w:szCs w:val="28"/>
+            </w:rPr>
+          </m:ctrlPr>
+        </m:oMathPr>
         <m:acc>
           <m:accPr>
             <m:chr m:val="‾"/>
@@ -4372,6 +4369,14 @@
         <w:t xml:space="preserve">：</w:t>
       </w:r>
       <m:oMath>
+        <m:oMathPr>
+          <m:ctrlPr>
+            <w:rPr>
+              <w:sz w:val="28"/>
+              <w:szCs w:val="28"/>
+            </w:rPr>
+          </m:ctrlPr>
+        </m:oMathPr>
         <m:r>
           <m:t>s</m:t>
         </m:r>
@@ -4493,6 +4498,12 @@
       <m:oMathPara>
         <m:oMathParaPr>
           <m:jc m:val="center"/>
+          <m:ctrlPr>
+            <w:rPr>
+              <w:sz w:val="28"/>
+              <w:szCs w:val="28"/>
+            </w:rPr>
+          </m:ctrlPr>
         </m:oMathParaPr>
         <m:oMath>
           <m:r>
@@ -4632,9 +4643,6 @@
         <w:pStyle w:val="BlockText"/>
       </w:pPr>
       <w:r>
-        <w:t xml:space="preserve">💡 </w:t>
-      </w:r>
-      <w:r>
         <w:rPr>
           <w:rFonts w:hint="eastAsia" w:eastAsia="SimSun" w:ascii="Times New Roman" w:hAnsi="Times New Roman"/>
         </w:rPr>
@@ -4670,6 +4678,14 @@
         <w:t xml:space="preserve"> </w:t>
       </w:r>
       <m:oMath>
+        <m:oMathPr>
+          <m:ctrlPr>
+            <w:rPr>
+              <w:sz w:val="28"/>
+              <w:szCs w:val="28"/>
+            </w:rPr>
+          </m:ctrlPr>
+        </m:oMathPr>
         <m:acc>
           <m:accPr>
             <m:chr m:val="‾"/>
@@ -4772,6 +4788,12 @@
       <m:oMathPara>
         <m:oMathParaPr>
           <m:jc m:val="center"/>
+          <m:ctrlPr>
+            <w:rPr>
+              <w:sz w:val="28"/>
+              <w:szCs w:val="28"/>
+            </w:rPr>
+          </m:ctrlPr>
         </m:oMathParaPr>
         <m:oMath>
           <m:r>
@@ -5102,7 +5124,7 @@
           <w:p>
             <w:pPr>
               <w:pStyle w:val="Compact"/>
-              <w:jc w:val="left"/>
+              <w:jc w:val="center"/>
             </w:pPr>
             <w:r>
               <w:rPr>
@@ -5134,7 +5156,7 @@
           <w:p>
             <w:pPr>
               <w:pStyle w:val="Compact"/>
-              <w:jc w:val="left"/>
+              <w:jc w:val="center"/>
             </w:pPr>
             <w:r>
               <w:rPr>
@@ -5152,7 +5174,7 @@
           <w:p>
             <w:pPr>
               <w:pStyle w:val="Compact"/>
-              <w:jc w:val="left"/>
+              <w:jc w:val="center"/>
             </w:pPr>
             <w:r>
               <w:rPr>
@@ -5182,7 +5204,7 @@
           <w:p>
             <w:pPr>
               <w:pStyle w:val="Compact"/>
-              <w:jc w:val="left"/>
+              <w:jc w:val="center"/>
             </w:pPr>
             <w:r>
               <w:rPr>
@@ -5223,7 +5245,7 @@
           <w:p>
             <w:pPr>
               <w:pStyle w:val="Compact"/>
-              <w:jc w:val="left"/>
+              <w:jc w:val="center"/>
             </w:pPr>
             <m:oMath>
               <m:r>
@@ -5276,7 +5298,7 @@
           <w:p>
             <w:pPr>
               <w:pStyle w:val="Compact"/>
-              <w:jc w:val="left"/>
+              <w:jc w:val="center"/>
             </w:pPr>
             <w:r>
               <w:rPr>
@@ -5293,7 +5315,7 @@
           <w:p>
             <w:pPr>
               <w:pStyle w:val="Compact"/>
-              <w:jc w:val="left"/>
+              <w:jc w:val="center"/>
             </w:pPr>
             <w:r>
               <w:rPr>
@@ -5323,7 +5345,7 @@
           <w:p>
             <w:pPr>
               <w:pStyle w:val="Compact"/>
-              <w:jc w:val="left"/>
+              <w:jc w:val="center"/>
             </w:pPr>
             <w:r>
               <w:rPr>
@@ -5352,7 +5374,7 @@
           <w:p>
             <w:pPr>
               <w:pStyle w:val="Compact"/>
-              <w:jc w:val="left"/>
+              <w:jc w:val="center"/>
             </w:pPr>
             <w:r>
               <w:rPr>
@@ -5382,7 +5404,7 @@
           <w:p>
             <w:pPr>
               <w:pStyle w:val="Compact"/>
-              <w:jc w:val="left"/>
+              <w:jc w:val="center"/>
             </w:pPr>
             <w:r>
               <w:rPr>
@@ -5411,7 +5433,7 @@
           <w:p>
             <w:pPr>
               <w:pStyle w:val="Compact"/>
-              <w:jc w:val="left"/>
+              <w:jc w:val="center"/>
             </w:pPr>
             <w:r>
               <w:rPr>
@@ -5441,7 +5463,7 @@
           <w:p>
             <w:pPr>
               <w:pStyle w:val="Compact"/>
-              <w:jc w:val="left"/>
+              <w:jc w:val="center"/>
             </w:pPr>
             <w:r>
               <w:rPr>
@@ -5470,7 +5492,7 @@
           <w:p>
             <w:pPr>
               <w:pStyle w:val="Compact"/>
-              <w:jc w:val="left"/>
+              <w:jc w:val="center"/>
             </w:pPr>
             <w:r>
               <w:rPr>
@@ -5502,7 +5524,7 @@
           <w:p>
             <w:pPr>
               <w:pStyle w:val="Compact"/>
-              <w:jc w:val="left"/>
+              <w:jc w:val="center"/>
             </w:pPr>
             <w:r>
               <w:rPr>
@@ -5827,7 +5849,7 @@
           <w:p>
             <w:pPr>
               <w:pStyle w:val="Compact"/>
-              <w:jc w:val="left"/>
+              <w:jc w:val="center"/>
             </w:pPr>
             <w:r>
               <w:rPr>
@@ -5859,7 +5881,7 @@
           <w:p>
             <w:pPr>
               <w:pStyle w:val="Compact"/>
-              <w:jc w:val="left"/>
+              <w:jc w:val="center"/>
             </w:pPr>
             <w:r>
               <w:rPr>
@@ -5877,7 +5899,7 @@
           <w:p>
             <w:pPr>
               <w:pStyle w:val="Compact"/>
-              <w:jc w:val="left"/>
+              <w:jc w:val="center"/>
             </w:pPr>
             <w:r>
               <w:rPr>
@@ -5907,7 +5929,7 @@
           <w:p>
             <w:pPr>
               <w:pStyle w:val="Compact"/>
-              <w:jc w:val="left"/>
+              <w:jc w:val="center"/>
             </w:pPr>
             <w:r>
               <w:rPr>
@@ -5942,7 +5964,7 @@
           <w:p>
             <w:pPr>
               <w:pStyle w:val="Compact"/>
-              <w:jc w:val="left"/>
+              <w:jc w:val="center"/>
             </w:pPr>
             <w:r>
               <w:rPr>
@@ -5972,7 +5994,7 @@
           <w:p>
             <w:pPr>
               <w:pStyle w:val="Compact"/>
-              <w:jc w:val="left"/>
+              <w:jc w:val="center"/>
             </w:pPr>
             <w:r>
               <w:rPr>
@@ -5995,7 +6017,7 @@
           <w:p>
             <w:pPr>
               <w:pStyle w:val="Compact"/>
-              <w:jc w:val="left"/>
+              <w:jc w:val="center"/>
             </w:pPr>
             <w:r>
               <w:rPr>
@@ -6025,7 +6047,7 @@
           <w:p>
             <w:pPr>
               <w:pStyle w:val="Compact"/>
-              <w:jc w:val="left"/>
+              <w:jc w:val="center"/>
             </w:pPr>
             <w:r>
               <w:rPr>
@@ -6048,7 +6070,7 @@
           <w:p>
             <w:pPr>
               <w:pStyle w:val="Compact"/>
-              <w:jc w:val="left"/>
+              <w:jc w:val="center"/>
             </w:pPr>
             <w:r>
               <w:rPr>
@@ -6078,7 +6100,7 @@
           <w:p>
             <w:pPr>
               <w:pStyle w:val="Compact"/>
-              <w:jc w:val="left"/>
+              <w:jc w:val="center"/>
             </w:pPr>
             <w:r>
               <w:rPr>
@@ -6150,7 +6172,7 @@
           <w:p>
             <w:pPr>
               <w:pStyle w:val="Compact"/>
-              <w:jc w:val="left"/>
+              <w:jc w:val="center"/>
             </w:pPr>
             <w:r>
               <w:rPr>
@@ -6166,7 +6188,7 @@
           <w:p>
             <w:pPr>
               <w:pStyle w:val="Compact"/>
-              <w:jc w:val="left"/>
+              <w:jc w:val="center"/>
             </w:pPr>
             <w:r>
               <w:rPr>
@@ -6217,7 +6239,7 @@
           <w:p>
             <w:pPr>
               <w:pStyle w:val="Compact"/>
-              <w:jc w:val="left"/>
+              <w:jc w:val="center"/>
             </w:pPr>
             <w:r>
               <w:rPr>
@@ -6246,7 +6268,7 @@
           <w:p>
             <w:pPr>
               <w:pStyle w:val="Compact"/>
-              <w:jc w:val="left"/>
+              <w:jc w:val="center"/>
             </w:pPr>
             <m:oMath>
               <m:r>
@@ -6350,7 +6372,7 @@
           <w:p>
             <w:pPr>
               <w:pStyle w:val="Compact"/>
-              <w:jc w:val="left"/>
+              <w:jc w:val="center"/>
             </w:pPr>
             <w:r>
               <w:rPr>
@@ -6379,7 +6401,7 @@
           <w:p>
             <w:pPr>
               <w:pStyle w:val="Compact"/>
-              <w:jc w:val="left"/>
+              <w:jc w:val="center"/>
             </w:pPr>
             <m:oMath>
               <m:r>
@@ -6483,7 +6505,7 @@
           <w:p>
             <w:pPr>
               <w:pStyle w:val="Compact"/>
-              <w:jc w:val="left"/>
+              <w:jc w:val="center"/>
             </w:pPr>
             <w:r>
               <w:rPr>
@@ -6510,7 +6532,7 @@
           <w:p>
             <w:pPr>
               <w:pStyle w:val="Compact"/>
-              <w:jc w:val="left"/>
+              <w:jc w:val="center"/>
             </w:pPr>
             <m:oMath>
               <m:r>
@@ -6670,7 +6692,7 @@
           <w:p>
             <w:pPr>
               <w:pStyle w:val="Compact"/>
-              <w:jc w:val="left"/>
+              <w:jc w:val="center"/>
             </w:pPr>
             <w:r>
               <w:rPr>
@@ -6697,7 +6719,7 @@
           <w:p>
             <w:pPr>
               <w:pStyle w:val="Compact"/>
-              <w:jc w:val="left"/>
+              <w:jc w:val="center"/>
             </w:pPr>
             <w:r>
               <w:rPr>
@@ -6792,7 +6814,7 @@
     </w:p>
     <w:bookmarkEnd w:id="21"/>
     <w:bookmarkEnd w:id="22"/>
-    <w:bookmarkStart w:id="29" w:name="三分光光度法原理"/>
+    <w:bookmarkStart w:id="35" w:name="三分光光度法原理"/>
     <w:p>
       <w:pPr>
         <w:pStyle w:val="Heading2"/>
@@ -6804,7 +6826,7 @@
         <w:t xml:space="preserve">三、分光光度法原理</w:t>
       </w:r>
     </w:p>
-    <w:bookmarkStart w:id="23" w:name="lambert-beer-定律"/>
+    <w:bookmarkStart w:id="26" w:name="lambert-beer-定律"/>
     <w:p>
       <w:pPr>
         <w:pStyle w:val="Heading3"/>
@@ -6852,6 +6874,12 @@
       <m:oMathPara>
         <m:oMathParaPr>
           <m:jc m:val="center"/>
+          <m:ctrlPr>
+            <w:rPr>
+              <w:sz w:val="28"/>
+              <w:szCs w:val="28"/>
+            </w:rPr>
+          </m:ctrlPr>
         </m:oMathParaPr>
         <m:oMath>
           <m:r>
@@ -6945,7 +6973,7 @@
           <w:p>
             <w:pPr>
               <w:pStyle w:val="Compact"/>
-              <w:jc w:val="left"/>
+              <w:jc w:val="center"/>
             </w:pPr>
             <w:r>
               <w:rPr>
@@ -6961,7 +6989,7 @@
           <w:p>
             <w:pPr>
               <w:pStyle w:val="Compact"/>
-              <w:jc w:val="left"/>
+              <w:jc w:val="center"/>
             </w:pPr>
             <w:r>
               <w:rPr>
@@ -6993,7 +7021,7 @@
           <w:p>
             <w:pPr>
               <w:pStyle w:val="Compact"/>
-              <w:jc w:val="left"/>
+              <w:jc w:val="center"/>
             </w:pPr>
             <w:r>
               <w:rPr>
@@ -7011,7 +7039,7 @@
           <w:p>
             <w:pPr>
               <w:pStyle w:val="Compact"/>
-              <w:jc w:val="left"/>
+              <w:jc w:val="center"/>
             </w:pPr>
             <m:oMath>
               <m:r>
@@ -7025,7 +7053,7 @@
           <w:p>
             <w:pPr>
               <w:pStyle w:val="Compact"/>
-              <w:jc w:val="left"/>
+              <w:jc w:val="center"/>
             </w:pPr>
             <w:r>
               <w:rPr>
@@ -7055,7 +7083,7 @@
           <w:p>
             <w:pPr>
               <w:pStyle w:val="Compact"/>
-              <w:jc w:val="left"/>
+              <w:jc w:val="center"/>
             </w:pPr>
             <w:r>
               <w:rPr>
@@ -7072,7 +7100,7 @@
           <w:p>
             <w:pPr>
               <w:pStyle w:val="Compact"/>
-              <w:jc w:val="left"/>
+              <w:jc w:val="center"/>
             </w:pPr>
             <m:oMath>
               <m:sSub>
@@ -7095,7 +7123,7 @@
           <w:p>
             <w:pPr>
               <w:pStyle w:val="Compact"/>
-              <w:jc w:val="left"/>
+              <w:jc w:val="center"/>
             </w:pPr>
             <w:r>
               <w:rPr>
@@ -7125,7 +7153,7 @@
           <w:p>
             <w:pPr>
               <w:pStyle w:val="Compact"/>
-              <w:jc w:val="left"/>
+              <w:jc w:val="center"/>
             </w:pPr>
             <w:r>
               <w:rPr>
@@ -7142,7 +7170,7 @@
           <w:p>
             <w:pPr>
               <w:pStyle w:val="Compact"/>
-              <w:jc w:val="left"/>
+              <w:jc w:val="center"/>
             </w:pPr>
             <m:oMath>
               <m:sSub>
@@ -7168,7 +7196,7 @@
           <w:p>
             <w:pPr>
               <w:pStyle w:val="Compact"/>
-              <w:jc w:val="left"/>
+              <w:jc w:val="center"/>
             </w:pPr>
             <w:r>
               <w:rPr>
@@ -7198,7 +7226,7 @@
           <w:p>
             <w:pPr>
               <w:pStyle w:val="Compact"/>
-              <w:jc w:val="left"/>
+              <w:jc w:val="center"/>
             </w:pPr>
             <w:r>
               <w:rPr>
@@ -7215,7 +7243,7 @@
           <w:p>
             <w:pPr>
               <w:pStyle w:val="Compact"/>
-              <w:jc w:val="left"/>
+              <w:jc w:val="center"/>
             </w:pPr>
             <m:oMath>
               <m:r>
@@ -7229,7 +7257,7 @@
           <w:p>
             <w:pPr>
               <w:pStyle w:val="Compact"/>
-              <w:jc w:val="left"/>
+              <w:jc w:val="center"/>
             </w:pPr>
             <w:r>
               <w:rPr>
@@ -7271,7 +7299,7 @@
           <w:p>
             <w:pPr>
               <w:pStyle w:val="Compact"/>
-              <w:jc w:val="left"/>
+              <w:jc w:val="center"/>
             </w:pPr>
             <m:oMath>
               <m:r>
@@ -7326,7 +7354,7 @@
           <w:p>
             <w:pPr>
               <w:pStyle w:val="Compact"/>
-              <w:jc w:val="left"/>
+              <w:jc w:val="center"/>
             </w:pPr>
             <m:oMath>
               <m:r>
@@ -7363,7 +7391,7 @@
           <w:p>
             <w:pPr>
               <w:pStyle w:val="Compact"/>
-              <w:jc w:val="left"/>
+              <w:jc w:val="center"/>
             </w:pPr>
             <w:r>
               <w:rPr>
@@ -7473,7 +7501,7 @@
           <w:p>
             <w:pPr>
               <w:pStyle w:val="Compact"/>
-              <w:jc w:val="left"/>
+              <w:jc w:val="center"/>
             </w:pPr>
             <w:r>
               <w:rPr>
@@ -7490,7 +7518,7 @@
           <w:p>
             <w:pPr>
               <w:pStyle w:val="Compact"/>
-              <w:jc w:val="left"/>
+              <w:jc w:val="center"/>
             </w:pPr>
             <m:oMath>
               <m:r>
@@ -7504,7 +7532,7 @@
           <w:p>
             <w:pPr>
               <w:pStyle w:val="Compact"/>
-              <w:jc w:val="left"/>
+              <w:jc w:val="center"/>
             </w:pPr>
             <w:r>
               <w:rPr>
@@ -7534,7 +7562,7 @@
           <w:p>
             <w:pPr>
               <w:pStyle w:val="Compact"/>
-              <w:jc w:val="left"/>
+              <w:jc w:val="center"/>
             </w:pPr>
             <w:r>
               <w:rPr>
@@ -7563,7 +7591,7 @@
           <w:p>
             <w:pPr>
               <w:pStyle w:val="Compact"/>
-              <w:jc w:val="left"/>
+              <w:jc w:val="center"/>
             </w:pPr>
             <m:oMath>
               <m:r>
@@ -7577,7 +7605,7 @@
           <w:p>
             <w:pPr>
               <w:pStyle w:val="Compact"/>
-              <w:jc w:val="left"/>
+              <w:jc w:val="center"/>
             </w:pPr>
             <w:r>
               <w:rPr>
@@ -7651,7 +7679,7 @@
           <w:p>
             <w:pPr>
               <w:pStyle w:val="Compact"/>
-              <w:jc w:val="left"/>
+              <w:jc w:val="center"/>
             </w:pPr>
             <w:r>
               <w:rPr>
@@ -7689,6 +7717,12 @@
       <m:oMathPara>
         <m:oMathParaPr>
           <m:jc m:val="center"/>
+          <m:ctrlPr>
+            <w:rPr>
+              <w:sz w:val="28"/>
+              <w:szCs w:val="28"/>
+            </w:rPr>
+          </m:ctrlPr>
         </m:oMathParaPr>
         <m:oMath>
           <m:r>
@@ -7915,6 +7949,12 @@
       <m:oMathPara>
         <m:oMathParaPr>
           <m:jc m:val="center"/>
+          <m:ctrlPr>
+            <w:rPr>
+              <w:sz w:val="28"/>
+              <w:szCs w:val="28"/>
+            </w:rPr>
+          </m:ctrlPr>
         </m:oMathParaPr>
         <m:oMath>
           <m:sSub>
@@ -8066,8 +8106,212 @@
         <w:t xml:space="preserve">的理论基础。</w:t>
       </w:r>
     </w:p>
-    <w:bookmarkEnd w:id="23"/>
-    <w:bookmarkStart w:id="24" w:name="吸收光谱"/>
+    <w:p>
+      <w:pPr>
+        <w:pStyle w:val="BodyText"/>
+        <w:jc w:val="center"/>
+      </w:pPr>
+      <w:r>
+        <w:rPr>
+          <w:b w:val="0"/>
+          <w:i w:val="0"/>
+          <w:sz w:val="21"/>
+        </w:rPr>
+        <w:drawing>
+          <wp:inline>
+            <wp:extent cx="3810000" cy="2540000"/>
+            <wp:effectExtent b="0" l="0" r="0" t="0"/>
+            <wp:docPr descr="Lambert-Beer 定律示意图" title="" id="24" name="Picture"/>
+            <a:graphic>
+              <a:graphicData uri="http://schemas.openxmlformats.org/drawingml/2006/picture">
+                <pic:pic>
+                  <pic:nvPicPr>
+                    <pic:cNvPr descr="media/beers-law-illustration.jpg" id="25" name="Picture"/>
+                    <pic:cNvPicPr>
+                      <a:picLocks noChangeArrowheads="1" noChangeAspect="1"/>
+                    </pic:cNvPicPr>
+                  </pic:nvPicPr>
+                  <pic:blipFill>
+                    <a:blip r:embed="rId23"/>
+                    <a:stretch>
+                      <a:fillRect/>
+                    </a:stretch>
+                  </pic:blipFill>
+                  <pic:spPr bwMode="auto">
+                    <a:xfrm>
+                      <a:off x="0" y="0"/>
+                      <a:ext cx="3810000" cy="2540000"/>
+                    </a:xfrm>
+                    <a:prstGeom prst="rect">
+                      <a:avLst/>
+                    </a:prstGeom>
+                    <a:noFill/>
+                    <a:ln w="9525">
+                      <a:noFill/>
+                      <a:headEnd/>
+                      <a:tailEnd/>
+                    </a:ln>
+                  </pic:spPr>
+                </pic:pic>
+              </a:graphicData>
+            </a:graphic>
+          </wp:inline>
+        </w:drawing>
+      </w:r>
+      <w:r>
+        <w:rPr>
+          <w:b w:val="0"/>
+          <w:i w:val="0"/>
+          <w:sz w:val="21"/>
+        </w:rPr>
+        <w:t xml:space="preserve"> </w:t>
+      </w:r>
+      <w:r>
+        <w:rPr>
+          <w:rFonts w:hint="eastAsia" w:eastAsia="FangSong" w:ascii="Times New Roman" w:hAnsi="Times New Roman"/>
+          <w:b w:val="0"/>
+          <w:i w:val="0"/>
+          <w:iCs/>
+          <w:sz w:val="21"/>
+        </w:rPr>
+        <w:t xml:space="preserve">图</w:t>
+      </w:r>
+      <w:r>
+        <w:rPr>
+          <w:b w:val="0"/>
+          <w:i w:val="0"/>
+          <w:iCs/>
+          <w:sz w:val="21"/>
+        </w:rPr>
+        <w:t xml:space="preserve"> Lambert-Beer </w:t>
+      </w:r>
+      <w:r>
+        <w:rPr>
+          <w:rFonts w:hint="eastAsia" w:eastAsia="FangSong" w:ascii="Times New Roman" w:hAnsi="Times New Roman"/>
+          <w:b w:val="0"/>
+          <w:i w:val="0"/>
+          <w:iCs/>
+          <w:sz w:val="21"/>
+        </w:rPr>
+        <w:t xml:space="preserve">定律示意图——入射光</w:t>
+      </w:r>
+      <w:r>
+        <w:rPr>
+          <w:b w:val="0"/>
+          <w:i w:val="0"/>
+          <w:iCs/>
+          <w:sz w:val="21"/>
+        </w:rPr>
+        <w:t xml:space="preserve"> I₀ </w:t>
+      </w:r>
+      <w:r>
+        <w:rPr>
+          <w:rFonts w:hint="eastAsia" w:eastAsia="FangSong" w:ascii="Times New Roman" w:hAnsi="Times New Roman"/>
+          <w:b w:val="0"/>
+          <w:i w:val="0"/>
+          <w:iCs/>
+          <w:sz w:val="21"/>
+        </w:rPr>
+        <w:t xml:space="preserve">通过溶液后被吸收，透射光强度减弱为</w:t>
+      </w:r>
+      <w:r>
+        <w:rPr>
+          <w:b w:val="0"/>
+          <w:i w:val="0"/>
+          <w:iCs/>
+          <w:sz w:val="21"/>
+        </w:rPr>
+        <w:t xml:space="preserve"> </w:t>
+      </w:r>
+      <w:r>
+        <w:rPr>
+          <w:rFonts w:hint="eastAsia" w:eastAsia="FangSong" w:ascii="Times New Roman" w:hAnsi="Times New Roman"/>
+          <w:b w:val="0"/>
+          <w:i w:val="0"/>
+          <w:iCs/>
+          <w:sz w:val="21"/>
+        </w:rPr>
+        <w:t xml:space="preserve">Iₜ。吸光度</w:t>
+      </w:r>
+      <w:r>
+        <w:rPr>
+          <w:b w:val="0"/>
+          <w:i w:val="0"/>
+          <w:iCs/>
+          <w:sz w:val="21"/>
+        </w:rPr>
+        <w:t xml:space="preserve"> A = lg(I₀/Iₜ) </w:t>
+      </w:r>
+      <w:r>
+        <w:rPr>
+          <w:rFonts w:hint="eastAsia" w:eastAsia="FangSong" w:ascii="Times New Roman" w:hAnsi="Times New Roman"/>
+          <w:b w:val="0"/>
+          <w:i w:val="0"/>
+          <w:iCs/>
+          <w:sz w:val="21"/>
+        </w:rPr>
+        <w:t xml:space="preserve">与溶液浓度</w:t>
+      </w:r>
+      <w:r>
+        <w:rPr>
+          <w:b w:val="0"/>
+          <w:i w:val="0"/>
+          <w:iCs/>
+          <w:sz w:val="21"/>
+        </w:rPr>
+        <w:t xml:space="preserve"> c </w:t>
+      </w:r>
+      <w:r>
+        <w:rPr>
+          <w:rFonts w:hint="eastAsia" w:eastAsia="FangSong" w:ascii="Times New Roman" w:hAnsi="Times New Roman"/>
+          <w:b w:val="0"/>
+          <w:i w:val="0"/>
+          <w:iCs/>
+          <w:sz w:val="21"/>
+        </w:rPr>
+        <w:t xml:space="preserve">和光程</w:t>
+      </w:r>
+      <w:r>
+        <w:rPr>
+          <w:b w:val="0"/>
+          <w:i w:val="0"/>
+          <w:iCs/>
+          <w:sz w:val="21"/>
+        </w:rPr>
+        <w:t xml:space="preserve"> b </w:t>
+      </w:r>
+      <w:r>
+        <w:rPr>
+          <w:rFonts w:hint="eastAsia" w:eastAsia="FangSong" w:ascii="Times New Roman" w:hAnsi="Times New Roman"/>
+          <w:b w:val="0"/>
+          <w:i w:val="0"/>
+          <w:iCs/>
+          <w:sz w:val="21"/>
+        </w:rPr>
+        <w:t xml:space="preserve">成正比。图中标注了入射光、吸收池、透射光的关系（分析化学第六版</w:t>
+      </w:r>
+      <w:r>
+        <w:rPr>
+          <w:b w:val="0"/>
+          <w:i w:val="0"/>
+          <w:iCs/>
+          <w:sz w:val="21"/>
+        </w:rPr>
+        <w:t xml:space="preserve"> </w:t>
+      </w:r>
+      <w:r>
+        <w:rPr>
+          <w:rFonts w:hint="eastAsia" w:eastAsia="FangSong" w:ascii="Times New Roman" w:hAnsi="Times New Roman"/>
+          <w:b w:val="0"/>
+          <w:i w:val="0"/>
+          <w:iCs/>
+          <w:sz w:val="21"/>
+        </w:rPr>
+        <w:t xml:space="preserve">第10章）</w:t>
+      </w:r>
+    </w:p>
+    <w:bookmarkEnd w:id="26"/>
+    <w:bookmarkStart w:id="30" w:name="吸收光谱"/>
     <w:p>
       <w:pPr>
         <w:pStyle w:val="Heading3"/>
@@ -8219,8 +8463,136 @@
         <w:t xml:space="preserve">值改变——这是定量分析的依据</w:t>
       </w:r>
     </w:p>
-    <w:bookmarkEnd w:id="24"/>
-    <w:bookmarkStart w:id="27" w:name="偏离-lambert-beer-定律的原因"/>
+    <w:p>
+      <w:pPr>
+        <w:pStyle w:val="BodyText"/>
+        <w:jc w:val="center"/>
+      </w:pPr>
+      <w:r>
+        <w:rPr>
+          <w:b w:val="0"/>
+          <w:i w:val="0"/>
+          <w:sz w:val="21"/>
+        </w:rPr>
+        <w:drawing>
+          <wp:inline>
+            <wp:extent cx="5334000" cy="3563112"/>
+            <wp:effectExtent b="0" l="0" r="0" t="0"/>
+            <wp:docPr descr="吸收光谱示意图" title="" id="28" name="Picture"/>
+            <a:graphic>
+              <a:graphicData uri="http://schemas.openxmlformats.org/drawingml/2006/picture">
+                <pic:pic>
+                  <pic:nvPicPr>
+                    <pic:cNvPr descr="media/absorption-spectrum-example.png" id="29" name="Picture"/>
+                    <pic:cNvPicPr>
+                      <a:picLocks noChangeArrowheads="1" noChangeAspect="1"/>
+                    </pic:cNvPicPr>
+                  </pic:nvPicPr>
+                  <pic:blipFill>
+                    <a:blip r:embed="rId27"/>
+                    <a:stretch>
+                      <a:fillRect/>
+                    </a:stretch>
+                  </pic:blipFill>
+                  <pic:spPr bwMode="auto">
+                    <a:xfrm>
+                      <a:off x="0" y="0"/>
+                      <a:ext cx="5334000" cy="3563112"/>
+                    </a:xfrm>
+                    <a:prstGeom prst="rect">
+                      <a:avLst/>
+                    </a:prstGeom>
+                    <a:noFill/>
+                    <a:ln w="9525">
+                      <a:noFill/>
+                      <a:headEnd/>
+                      <a:tailEnd/>
+                    </a:ln>
+                  </pic:spPr>
+                </pic:pic>
+              </a:graphicData>
+            </a:graphic>
+          </wp:inline>
+        </w:drawing>
+      </w:r>
+      <w:r>
+        <w:rPr>
+          <w:b w:val="0"/>
+          <w:i w:val="0"/>
+          <w:sz w:val="21"/>
+        </w:rPr>
+        <w:t xml:space="preserve"> </w:t>
+      </w:r>
+      <w:r>
+        <w:rPr>
+          <w:rFonts w:hint="eastAsia" w:eastAsia="FangSong" w:ascii="Times New Roman" w:hAnsi="Times New Roman"/>
+          <w:b w:val="0"/>
+          <w:i w:val="0"/>
+          <w:iCs/>
+          <w:sz w:val="21"/>
+        </w:rPr>
+        <w:t xml:space="preserve">图</w:t>
+      </w:r>
+      <w:r>
+        <w:rPr>
+          <w:b w:val="0"/>
+          <w:i w:val="0"/>
+          <w:iCs/>
+          <w:sz w:val="21"/>
+        </w:rPr>
+        <w:t xml:space="preserve"> </w:t>
+      </w:r>
+      <w:r>
+        <w:rPr>
+          <w:rFonts w:hint="eastAsia" w:eastAsia="FangSong" w:ascii="Times New Roman" w:hAnsi="Times New Roman"/>
+          <w:b w:val="0"/>
+          <w:i w:val="0"/>
+          <w:iCs/>
+          <w:sz w:val="21"/>
+        </w:rPr>
+        <w:t xml:space="preserve">吸收光谱（吸收曲线）示意图——以叶绿素为例，横坐标为波长（nm），纵坐标为吸光度。曲线上的峰值对应最大吸收波长</w:t>
+      </w:r>
+      <w:r>
+        <w:rPr>
+          <w:b w:val="0"/>
+          <w:i w:val="0"/>
+          <w:iCs/>
+          <w:sz w:val="21"/>
+        </w:rPr>
+        <w:t xml:space="preserve"> </w:t>
+      </w:r>
+      <w:r>
+        <w:rPr>
+          <w:rFonts w:hint="eastAsia" w:eastAsia="FangSong" w:ascii="Times New Roman" w:hAnsi="Times New Roman"/>
+          <w:b w:val="0"/>
+          <w:i w:val="0"/>
+          <w:iCs/>
+          <w:sz w:val="21"/>
+        </w:rPr>
+        <w:t xml:space="preserve">λmax，此处灵敏度最高。不同浓度的同一物质，吸收光谱形状不变，仅吸光度值成比例变化（Wikimedia</w:t>
+      </w:r>
+      <w:r>
+        <w:rPr>
+          <w:b w:val="0"/>
+          <w:i w:val="0"/>
+          <w:iCs/>
+          <w:sz w:val="21"/>
+        </w:rPr>
+        <w:t xml:space="preserve"> </w:t>
+      </w:r>
+      <w:r>
+        <w:rPr>
+          <w:rFonts w:hint="eastAsia" w:eastAsia="FangSong" w:ascii="Times New Roman" w:hAnsi="Times New Roman"/>
+          <w:b w:val="0"/>
+          <w:i w:val="0"/>
+          <w:iCs/>
+          <w:sz w:val="21"/>
+        </w:rPr>
+        <w:t xml:space="preserve">Commons）</w:t>
+      </w:r>
+    </w:p>
+    <w:bookmarkEnd w:id="30"/>
+    <w:bookmarkStart w:id="33" w:name="偏离-lambert-beer-定律的原因"/>
     <w:p>
       <w:pPr>
         <w:pStyle w:val="Heading3"/>
@@ -8292,7 +8664,7 @@
         <w:t xml:space="preserve">条件下成立。实际测量中常见两种偏离：</w:t>
       </w:r>
     </w:p>
-    <w:bookmarkStart w:id="25" w:name="光学因素非单色光"/>
+    <w:bookmarkStart w:id="31" w:name="光学因素非单色光"/>
     <w:p>
       <w:pPr>
         <w:pStyle w:val="Heading4"/>
@@ -8462,8 +8834,8 @@
         <w:t xml:space="preserve">差异最小）</w:t>
       </w:r>
     </w:p>
-    <w:bookmarkEnd w:id="25"/>
-    <w:bookmarkStart w:id="26" w:name="化学因素"/>
+    <w:bookmarkEnd w:id="31"/>
+    <w:bookmarkStart w:id="32" w:name="化学因素"/>
     <w:p>
       <w:pPr>
         <w:pStyle w:val="Heading4"/>
@@ -8499,7 +8871,7 @@
           <w:p>
             <w:pPr>
               <w:pStyle w:val="Compact"/>
-              <w:jc w:val="left"/>
+              <w:jc w:val="center"/>
             </w:pPr>
             <w:r>
               <w:rPr>
@@ -8515,7 +8887,7 @@
           <w:p>
             <w:pPr>
               <w:pStyle w:val="Compact"/>
-              <w:jc w:val="left"/>
+              <w:jc w:val="center"/>
             </w:pPr>
             <w:r>
               <w:rPr>
@@ -8531,7 +8903,7 @@
           <w:p>
             <w:pPr>
               <w:pStyle w:val="Compact"/>
-              <w:jc w:val="left"/>
+              <w:jc w:val="center"/>
             </w:pPr>
             <w:r>
               <w:rPr>
@@ -8549,7 +8921,7 @@
           <w:p>
             <w:pPr>
               <w:pStyle w:val="Compact"/>
-              <w:jc w:val="left"/>
+              <w:jc w:val="center"/>
             </w:pPr>
             <w:r>
               <w:rPr>
@@ -8566,7 +8938,7 @@
           <w:p>
             <w:pPr>
               <w:pStyle w:val="Compact"/>
-              <w:jc w:val="left"/>
+              <w:jc w:val="center"/>
             </w:pPr>
             <w:r>
               <w:rPr>
@@ -8593,7 +8965,7 @@
           <w:p>
             <w:pPr>
               <w:pStyle w:val="Compact"/>
-              <w:jc w:val="left"/>
+              <w:jc w:val="center"/>
             </w:pPr>
             <w:r>
               <w:rPr>
@@ -8622,7 +8994,7 @@
           <w:p>
             <w:pPr>
               <w:pStyle w:val="Compact"/>
-              <w:jc w:val="left"/>
+              <w:jc w:val="center"/>
             </w:pPr>
             <w:r>
               <w:rPr>
@@ -8639,7 +9011,7 @@
           <w:p>
             <w:pPr>
               <w:pStyle w:val="Compact"/>
-              <w:jc w:val="left"/>
+              <w:jc w:val="center"/>
             </w:pPr>
             <w:r>
               <w:rPr>
@@ -8654,7 +9026,7 @@
           <w:p>
             <w:pPr>
               <w:pStyle w:val="Compact"/>
-              <w:jc w:val="left"/>
+              <w:jc w:val="center"/>
             </w:pPr>
             <w:r>
               <w:rPr>
@@ -8671,7 +9043,7 @@
           <w:p>
             <w:pPr>
               <w:pStyle w:val="Compact"/>
-              <w:jc w:val="left"/>
+              <w:jc w:val="center"/>
             </w:pPr>
             <w:r>
               <w:rPr>
@@ -8688,7 +9060,7 @@
           <w:p>
             <w:pPr>
               <w:pStyle w:val="Compact"/>
-              <w:jc w:val="left"/>
+              <w:jc w:val="center"/>
             </w:pPr>
             <w:r>
               <w:rPr>
@@ -8703,7 +9075,7 @@
           <w:p>
             <w:pPr>
               <w:pStyle w:val="Compact"/>
-              <w:jc w:val="left"/>
+              <w:jc w:val="center"/>
             </w:pPr>
             <w:r>
               <w:rPr>
@@ -8772,7 +9144,7 @@
           <w:p>
             <w:pPr>
               <w:pStyle w:val="Compact"/>
-              <w:jc w:val="left"/>
+              <w:jc w:val="center"/>
             </w:pPr>
             <w:r>
               <w:rPr>
@@ -8789,7 +9161,7 @@
           <w:p>
             <w:pPr>
               <w:pStyle w:val="Compact"/>
-              <w:jc w:val="left"/>
+              <w:jc w:val="center"/>
             </w:pPr>
             <w:r>
               <w:rPr>
@@ -8804,7 +9176,7 @@
           <w:p>
             <w:pPr>
               <w:pStyle w:val="Compact"/>
-              <w:jc w:val="left"/>
+              <w:jc w:val="center"/>
             </w:pPr>
             <w:r>
               <w:rPr>
@@ -8833,12 +9205,6 @@
         <w:pStyle w:val="BlockText"/>
       </w:pPr>
       <w:r>
-        <w:t xml:space="preserve">⚠️</w:t>
-      </w:r>
-      <w:r>
-        <w:t xml:space="preserve"> </w:t>
-      </w:r>
-      <w:r>
         <w:rPr>
           <w:rFonts w:hint="eastAsia" w:eastAsia="SimSun" w:ascii="Times New Roman" w:hAnsi="Times New Roman"/>
           <w:b/>
@@ -8884,9 +9250,9 @@
         <w:t xml:space="preserve">轴弯曲）——因为分子间相互作用使有效吸光度小于预期。</w:t>
       </w:r>
     </w:p>
-    <w:bookmarkEnd w:id="26"/>
-    <w:bookmarkEnd w:id="27"/>
-    <w:bookmarkStart w:id="28" w:name="最佳测量条件"/>
+    <w:bookmarkEnd w:id="32"/>
+    <w:bookmarkEnd w:id="33"/>
+    <w:bookmarkStart w:id="34" w:name="最佳测量条件"/>
     <w:p>
       <w:pPr>
         <w:pStyle w:val="Heading3"/>
@@ -9005,6 +9371,14 @@
         <w:t xml:space="preserve">：</w:t>
       </w:r>
       <m:oMath>
+        <m:oMathPr>
+          <m:ctrlPr>
+            <w:rPr>
+              <w:sz w:val="28"/>
+              <w:szCs w:val="28"/>
+            </w:rPr>
+          </m:ctrlPr>
+        </m:oMathPr>
         <m:r>
           <m:t>A</m:t>
         </m:r>
@@ -9034,6 +9408,14 @@
         <w:t xml:space="preserve">（</w:t>
       </w:r>
       <m:oMath>
+        <m:oMathPr>
+          <m:ctrlPr>
+            <w:rPr>
+              <w:sz w:val="28"/>
+              <w:szCs w:val="28"/>
+            </w:rPr>
+          </m:ctrlPr>
+        </m:oMathPr>
         <m:r>
           <m:t>T</m:t>
         </m:r>
@@ -9098,6 +9480,14 @@
         <w:t xml:space="preserve">：</w:t>
       </w:r>
       <m:oMath>
+        <m:oMathPr>
+          <m:ctrlPr>
+            <w:rPr>
+              <w:sz w:val="28"/>
+              <w:szCs w:val="28"/>
+            </w:rPr>
+          </m:ctrlPr>
+        </m:oMathPr>
         <m:r>
           <m:t>A</m:t>
         </m:r>
@@ -9118,6 +9508,14 @@
         <w:t xml:space="preserve">（</w:t>
       </w:r>
       <m:oMath>
+        <m:oMathPr>
+          <m:ctrlPr>
+            <w:rPr>
+              <w:sz w:val="28"/>
+              <w:szCs w:val="28"/>
+            </w:rPr>
+          </m:ctrlPr>
+        </m:oMathPr>
         <m:r>
           <m:t>T</m:t>
         </m:r>
@@ -9159,9 +9557,9 @@
         </w:pict>
       </w:r>
     </w:p>
-    <w:bookmarkEnd w:id="28"/>
-    <w:bookmarkEnd w:id="29"/>
-    <w:bookmarkStart w:id="32" w:name="四显色反应与光度滴定"/>
+    <w:bookmarkEnd w:id="34"/>
+    <w:bookmarkEnd w:id="35"/>
+    <w:bookmarkStart w:id="38" w:name="四显色反应与光度滴定"/>
     <w:p>
       <w:pPr>
         <w:pStyle w:val="Heading2"/>
@@ -9173,7 +9571,7 @@
         <w:t xml:space="preserve">四、显色反应与光度滴定</w:t>
       </w:r>
     </w:p>
-    <w:bookmarkStart w:id="30" w:name="显色反应"/>
+    <w:bookmarkStart w:id="36" w:name="显色反应"/>
     <w:p>
       <w:pPr>
         <w:pStyle w:val="Heading3"/>
@@ -9220,7 +9618,7 @@
           <w:p>
             <w:pPr>
               <w:pStyle w:val="Compact"/>
-              <w:jc w:val="left"/>
+              <w:jc w:val="center"/>
             </w:pPr>
             <w:r>
               <w:rPr>
@@ -9252,7 +9650,7 @@
           <w:p>
             <w:pPr>
               <w:pStyle w:val="Compact"/>
-              <w:jc w:val="left"/>
+              <w:jc w:val="center"/>
             </w:pPr>
             <w:r>
               <w:rPr>
@@ -9270,7 +9668,7 @@
           <w:p>
             <w:pPr>
               <w:pStyle w:val="Compact"/>
-              <w:jc w:val="left"/>
+              <w:jc w:val="center"/>
             </w:pPr>
             <w:r>
               <w:rPr>
@@ -9317,7 +9715,7 @@
           <w:p>
             <w:pPr>
               <w:pStyle w:val="Compact"/>
-              <w:jc w:val="left"/>
+              <w:jc w:val="center"/>
             </w:pPr>
             <w:r>
               <w:rPr>
@@ -9334,7 +9732,7 @@
           <w:p>
             <w:pPr>
               <w:pStyle w:val="Compact"/>
-              <w:jc w:val="left"/>
+              <w:jc w:val="center"/>
             </w:pPr>
             <w:r>
               <w:rPr>
@@ -9364,7 +9762,7 @@
           <w:p>
             <w:pPr>
               <w:pStyle w:val="Compact"/>
-              <w:jc w:val="left"/>
+              <w:jc w:val="center"/>
             </w:pPr>
             <w:r>
               <w:rPr>
@@ -9381,7 +9779,7 @@
           <w:p>
             <w:pPr>
               <w:pStyle w:val="Compact"/>
-              <w:jc w:val="left"/>
+              <w:jc w:val="center"/>
             </w:pPr>
             <w:r>
               <w:rPr>
@@ -9411,7 +9809,7 @@
           <w:p>
             <w:pPr>
               <w:pStyle w:val="Compact"/>
-              <w:jc w:val="left"/>
+              <w:jc w:val="center"/>
             </w:pPr>
             <w:r>
               <w:rPr>
@@ -9428,7 +9826,7 @@
           <w:p>
             <w:pPr>
               <w:pStyle w:val="Compact"/>
-              <w:jc w:val="left"/>
+              <w:jc w:val="center"/>
             </w:pPr>
             <w:r>
               <w:rPr>
@@ -9458,7 +9856,7 @@
           <w:p>
             <w:pPr>
               <w:pStyle w:val="Compact"/>
-              <w:jc w:val="left"/>
+              <w:jc w:val="center"/>
             </w:pPr>
             <w:r>
               <w:rPr>
@@ -9475,7 +9873,7 @@
           <w:p>
             <w:pPr>
               <w:pStyle w:val="Compact"/>
-              <w:jc w:val="left"/>
+              <w:jc w:val="center"/>
             </w:pPr>
             <w:r>
               <w:rPr>
@@ -9540,7 +9938,7 @@
           <w:p>
             <w:pPr>
               <w:pStyle w:val="Compact"/>
-              <w:jc w:val="left"/>
+              <w:jc w:val="center"/>
             </w:pPr>
             <w:r>
               <w:rPr>
@@ -9592,7 +9990,7 @@
           <w:p>
             <w:pPr>
               <w:pStyle w:val="Compact"/>
-              <w:jc w:val="left"/>
+              <w:jc w:val="center"/>
             </w:pPr>
             <w:r>
               <w:rPr>
@@ -9608,7 +10006,7 @@
           <w:p>
             <w:pPr>
               <w:pStyle w:val="Compact"/>
-              <w:jc w:val="left"/>
+              <w:jc w:val="center"/>
             </w:pPr>
             <w:r>
               <w:rPr>
@@ -9685,7 +10083,7 @@
           <w:p>
             <w:pPr>
               <w:pStyle w:val="Compact"/>
-              <w:jc w:val="left"/>
+              <w:jc w:val="center"/>
             </w:pPr>
             <w:r>
               <w:rPr>
@@ -9700,7 +10098,7 @@
           <w:p>
             <w:pPr>
               <w:pStyle w:val="Compact"/>
-              <w:jc w:val="left"/>
+              <w:jc w:val="center"/>
             </w:pPr>
             <w:r>
               <w:rPr>
@@ -9764,7 +10162,7 @@
           <w:p>
             <w:pPr>
               <w:pStyle w:val="Compact"/>
-              <w:jc w:val="left"/>
+              <w:jc w:val="center"/>
             </w:pPr>
             <w:r>
               <w:rPr>
@@ -9779,7 +10177,7 @@
           <w:p>
             <w:pPr>
               <w:pStyle w:val="Compact"/>
-              <w:jc w:val="left"/>
+              <w:jc w:val="center"/>
             </w:pPr>
             <w:r>
               <w:rPr>
@@ -9843,7 +10241,7 @@
           <w:p>
             <w:pPr>
               <w:pStyle w:val="Compact"/>
-              <w:jc w:val="left"/>
+              <w:jc w:val="center"/>
             </w:pPr>
             <w:r>
               <w:rPr>
@@ -9858,7 +10256,7 @@
           <w:p>
             <w:pPr>
               <w:pStyle w:val="Compact"/>
-              <w:jc w:val="left"/>
+              <w:jc w:val="center"/>
             </w:pPr>
             <w:r>
               <w:rPr>
@@ -9922,7 +10320,7 @@
           <w:p>
             <w:pPr>
               <w:pStyle w:val="Compact"/>
-              <w:jc w:val="left"/>
+              <w:jc w:val="center"/>
             </w:pPr>
             <w:r>
               <w:rPr>
@@ -9937,7 +10335,7 @@
           <w:p>
             <w:pPr>
               <w:pStyle w:val="Compact"/>
-              <w:jc w:val="left"/>
+              <w:jc w:val="center"/>
             </w:pPr>
             <w:r>
               <w:rPr>
@@ -10051,8 +10449,8 @@
         <w:t xml:space="preserve">溶剂</w:t>
       </w:r>
     </w:p>
-    <w:bookmarkEnd w:id="30"/>
-    <w:bookmarkStart w:id="31" w:name="光度滴定简介"/>
+    <w:bookmarkEnd w:id="36"/>
+    <w:bookmarkStart w:id="37" w:name="光度滴定简介"/>
     <w:p>
       <w:pPr>
         <w:pStyle w:val="Heading3"/>
@@ -10154,9 +10552,9 @@
         </w:pict>
       </w:r>
     </w:p>
-    <w:bookmarkEnd w:id="31"/>
-    <w:bookmarkEnd w:id="32"/>
-    <w:bookmarkStart w:id="35" w:name="五仪器简介了解"/>
+    <w:bookmarkEnd w:id="37"/>
+    <w:bookmarkEnd w:id="38"/>
+    <w:bookmarkStart w:id="44" w:name="五仪器简介了解"/>
     <w:p>
       <w:pPr>
         <w:pStyle w:val="Heading2"/>
@@ -10168,7 +10566,7 @@
         <w:t xml:space="preserve">五、仪器简介（了解）</w:t>
       </w:r>
     </w:p>
-    <w:bookmarkStart w:id="33" w:name="可见分光光度计基本结构"/>
+    <w:bookmarkStart w:id="42" w:name="可见分光光度计基本结构"/>
     <w:p>
       <w:pPr>
         <w:pStyle w:val="Heading3"/>
@@ -10190,6 +10588,12 @@
       <m:oMathPara>
         <m:oMathParaPr>
           <m:jc m:val="center"/>
+          <m:ctrlPr>
+            <w:rPr>
+              <w:sz w:val="28"/>
+              <w:szCs w:val="28"/>
+            </w:rPr>
+          </m:ctrlPr>
         </m:oMathParaPr>
         <m:oMath>
           <m:r>
@@ -10275,7 +10679,7 @@
           <w:p>
             <w:pPr>
               <w:pStyle w:val="Compact"/>
-              <w:jc w:val="left"/>
+              <w:jc w:val="center"/>
             </w:pPr>
             <w:r>
               <w:rPr>
@@ -10291,7 +10695,7 @@
           <w:p>
             <w:pPr>
               <w:pStyle w:val="Compact"/>
-              <w:jc w:val="left"/>
+              <w:jc w:val="center"/>
             </w:pPr>
             <w:r>
               <w:rPr>
@@ -10325,7 +10729,7 @@
           <w:p>
             <w:pPr>
               <w:pStyle w:val="Compact"/>
-              <w:jc w:val="left"/>
+              <w:jc w:val="center"/>
             </w:pPr>
             <w:r>
               <w:rPr>
@@ -10342,7 +10746,7 @@
           <w:p>
             <w:pPr>
               <w:pStyle w:val="Compact"/>
-              <w:jc w:val="left"/>
+              <w:jc w:val="center"/>
             </w:pPr>
             <w:r>
               <w:rPr>
@@ -10394,7 +10798,7 @@
           <w:p>
             <w:pPr>
               <w:pStyle w:val="Compact"/>
-              <w:jc w:val="left"/>
+              <w:jc w:val="center"/>
             </w:pPr>
             <w:r>
               <w:rPr>
@@ -10411,7 +10815,7 @@
           <w:p>
             <w:pPr>
               <w:pStyle w:val="Compact"/>
-              <w:jc w:val="left"/>
+              <w:jc w:val="center"/>
             </w:pPr>
             <w:r>
               <w:rPr>
@@ -10457,7 +10861,7 @@
           <w:p>
             <w:pPr>
               <w:pStyle w:val="Compact"/>
-              <w:jc w:val="left"/>
+              <w:jc w:val="center"/>
             </w:pPr>
             <w:r>
               <w:rPr>
@@ -10474,7 +10878,7 @@
           <w:p>
             <w:pPr>
               <w:pStyle w:val="Compact"/>
-              <w:jc w:val="left"/>
+              <w:jc w:val="center"/>
             </w:pPr>
             <w:r>
               <w:rPr>
@@ -10514,7 +10918,7 @@
           <w:p>
             <w:pPr>
               <w:pStyle w:val="Compact"/>
-              <w:jc w:val="left"/>
+              <w:jc w:val="center"/>
             </w:pPr>
             <w:r>
               <w:rPr>
@@ -10531,7 +10935,7 @@
           <w:p>
             <w:pPr>
               <w:pStyle w:val="Compact"/>
-              <w:jc w:val="left"/>
+              <w:jc w:val="center"/>
             </w:pPr>
             <w:r>
               <w:rPr>
@@ -10579,7 +10983,7 @@
           <w:p>
             <w:pPr>
               <w:pStyle w:val="Compact"/>
-              <w:jc w:val="left"/>
+              <w:jc w:val="center"/>
             </w:pPr>
             <w:r>
               <w:rPr>
@@ -10596,7 +11000,7 @@
           <w:p>
             <w:pPr>
               <w:pStyle w:val="Compact"/>
-              <w:jc w:val="left"/>
+              <w:jc w:val="center"/>
             </w:pPr>
             <w:r>
               <w:rPr>
@@ -10657,8 +11061,193 @@
         </w:tc>
       </w:tr>
     </w:tbl>
-    <w:bookmarkEnd w:id="33"/>
-    <w:bookmarkStart w:id="34" w:name="参比溶液的选择原则"/>
+    <w:p>
+      <w:pPr>
+        <w:pStyle w:val="BodyText"/>
+        <w:jc w:val="center"/>
+      </w:pPr>
+      <w:r>
+        <w:rPr>
+          <w:b w:val="0"/>
+          <w:i w:val="0"/>
+          <w:sz w:val="21"/>
+        </w:rPr>
+        <w:drawing>
+          <wp:inline>
+            <wp:extent cx="5334000" cy="2602992"/>
+            <wp:effectExtent b="0" l="0" r="0" t="0"/>
+            <wp:docPr descr="可见分光光度计结构示意图" title="" id="40" name="Picture"/>
+            <a:graphic>
+              <a:graphicData uri="http://schemas.openxmlformats.org/drawingml/2006/picture">
+                <pic:pic>
+                  <pic:nvPicPr>
+                    <pic:cNvPr descr="media/spectrophotometer-schematic.png" id="41" name="Picture"/>
+                    <pic:cNvPicPr>
+                      <a:picLocks noChangeArrowheads="1" noChangeAspect="1"/>
+                    </pic:cNvPicPr>
+                  </pic:nvPicPr>
+                  <pic:blipFill>
+                    <a:blip r:embed="rId39"/>
+                    <a:stretch>
+                      <a:fillRect/>
+                    </a:stretch>
+                  </pic:blipFill>
+                  <pic:spPr bwMode="auto">
+                    <a:xfrm>
+                      <a:off x="0" y="0"/>
+                      <a:ext cx="5334000" cy="2602992"/>
+                    </a:xfrm>
+                    <a:prstGeom prst="rect">
+                      <a:avLst/>
+                    </a:prstGeom>
+                    <a:noFill/>
+                    <a:ln w="9525">
+                      <a:noFill/>
+                      <a:headEnd/>
+                      <a:tailEnd/>
+                    </a:ln>
+                  </pic:spPr>
+                </pic:pic>
+              </a:graphicData>
+            </a:graphic>
+          </wp:inline>
+        </w:drawing>
+      </w:r>
+      <w:r>
+        <w:rPr>
+          <w:b w:val="0"/>
+          <w:i w:val="0"/>
+          <w:sz w:val="21"/>
+        </w:rPr>
+        <w:t xml:space="preserve"> </w:t>
+      </w:r>
+      <w:r>
+        <w:rPr>
+          <w:rFonts w:hint="eastAsia" w:eastAsia="FangSong" w:ascii="Times New Roman" w:hAnsi="Times New Roman"/>
+          <w:b w:val="0"/>
+          <w:i w:val="0"/>
+          <w:iCs/>
+          <w:sz w:val="21"/>
+        </w:rPr>
+        <w:t xml:space="preserve">图</w:t>
+      </w:r>
+      <w:r>
+        <w:rPr>
+          <w:b w:val="0"/>
+          <w:i w:val="0"/>
+          <w:iCs/>
+          <w:sz w:val="21"/>
+        </w:rPr>
+        <w:t xml:space="preserve"> </w:t>
+      </w:r>
+      <w:r>
+        <w:rPr>
+          <w:rFonts w:hint="eastAsia" w:eastAsia="FangSong" w:ascii="Times New Roman" w:hAnsi="Times New Roman"/>
+          <w:b w:val="0"/>
+          <w:i w:val="0"/>
+          <w:iCs/>
+          <w:sz w:val="21"/>
+        </w:rPr>
+        <w:t xml:space="preserve">可见分光光度计的基本结构——光源（钨丝灯）→</w:t>
+      </w:r>
+      <w:r>
+        <w:rPr>
+          <w:b w:val="0"/>
+          <w:i w:val="0"/>
+          <w:iCs/>
+          <w:sz w:val="21"/>
+        </w:rPr>
+        <w:t xml:space="preserve"> </w:t>
+      </w:r>
+      <w:r>
+        <w:rPr>
+          <w:rFonts w:hint="eastAsia" w:eastAsia="FangSong" w:ascii="Times New Roman" w:hAnsi="Times New Roman"/>
+          <w:b w:val="0"/>
+          <w:i w:val="0"/>
+          <w:iCs/>
+          <w:sz w:val="21"/>
+        </w:rPr>
+        <w:t xml:space="preserve">单色器（棱镜或光栅）→</w:t>
+      </w:r>
+      <w:r>
+        <w:rPr>
+          <w:b w:val="0"/>
+          <w:i w:val="0"/>
+          <w:iCs/>
+          <w:sz w:val="21"/>
+        </w:rPr>
+        <w:t xml:space="preserve"> </w:t>
+      </w:r>
+      <w:r>
+        <w:rPr>
+          <w:rFonts w:hint="eastAsia" w:eastAsia="FangSong" w:ascii="Times New Roman" w:hAnsi="Times New Roman"/>
+          <w:b w:val="0"/>
+          <w:i w:val="0"/>
+          <w:iCs/>
+          <w:sz w:val="21"/>
+        </w:rPr>
+        <w:t xml:space="preserve">吸收池（玻璃池）→</w:t>
+      </w:r>
+      <w:r>
+        <w:rPr>
+          <w:b w:val="0"/>
+          <w:i w:val="0"/>
+          <w:iCs/>
+          <w:sz w:val="21"/>
+        </w:rPr>
+        <w:t xml:space="preserve"> </w:t>
+      </w:r>
+      <w:r>
+        <w:rPr>
+          <w:rFonts w:hint="eastAsia" w:eastAsia="FangSong" w:ascii="Times New Roman" w:hAnsi="Times New Roman"/>
+          <w:b w:val="0"/>
+          <w:i w:val="0"/>
+          <w:iCs/>
+          <w:sz w:val="21"/>
+        </w:rPr>
+        <w:t xml:space="preserve">检测器（光电管/光电倍增管）→</w:t>
+      </w:r>
+      <w:r>
+        <w:rPr>
+          <w:b w:val="0"/>
+          <w:i w:val="0"/>
+          <w:iCs/>
+          <w:sz w:val="21"/>
+        </w:rPr>
+        <w:t xml:space="preserve"> </w:t>
+      </w:r>
+      <w:r>
+        <w:rPr>
+          <w:rFonts w:hint="eastAsia" w:eastAsia="FangSong" w:ascii="Times New Roman" w:hAnsi="Times New Roman"/>
+          <w:b w:val="0"/>
+          <w:i w:val="0"/>
+          <w:iCs/>
+          <w:sz w:val="21"/>
+        </w:rPr>
+        <w:t xml:space="preserve">数据显示。分光光度计的核心功能是将复合光分解为单色光，测定溶液对各波长单色光的吸收程度（分析化学第六版</w:t>
+      </w:r>
+      <w:r>
+        <w:rPr>
+          <w:b w:val="0"/>
+          <w:i w:val="0"/>
+          <w:iCs/>
+          <w:sz w:val="21"/>
+        </w:rPr>
+        <w:t xml:space="preserve"> </w:t>
+      </w:r>
+      <w:r>
+        <w:rPr>
+          <w:rFonts w:hint="eastAsia" w:eastAsia="FangSong" w:ascii="Times New Roman" w:hAnsi="Times New Roman"/>
+          <w:b w:val="0"/>
+          <w:i w:val="0"/>
+          <w:iCs/>
+          <w:sz w:val="21"/>
+        </w:rPr>
+        <w:t xml:space="preserve">第10章）</w:t>
+      </w:r>
+    </w:p>
+    <w:bookmarkEnd w:id="42"/>
+    <w:bookmarkStart w:id="43" w:name="参比溶液的选择原则"/>
     <w:p>
       <w:pPr>
         <w:pStyle w:val="Heading3"/>
@@ -10693,7 +11282,7 @@
           <w:p>
             <w:pPr>
               <w:pStyle w:val="Compact"/>
-              <w:jc w:val="left"/>
+              <w:jc w:val="center"/>
             </w:pPr>
             <w:r>
               <w:rPr>
@@ -10709,7 +11298,7 @@
           <w:p>
             <w:pPr>
               <w:pStyle w:val="Compact"/>
-              <w:jc w:val="left"/>
+              <w:jc w:val="center"/>
             </w:pPr>
             <w:r>
               <w:rPr>
@@ -10725,7 +11314,7 @@
           <w:p>
             <w:pPr>
               <w:pStyle w:val="Compact"/>
-              <w:jc w:val="left"/>
+              <w:jc w:val="center"/>
             </w:pPr>
             <w:r>
               <w:rPr>
@@ -10743,7 +11332,7 @@
           <w:p>
             <w:pPr>
               <w:pStyle w:val="Compact"/>
-              <w:jc w:val="left"/>
+              <w:jc w:val="center"/>
             </w:pPr>
             <w:r>
               <w:rPr>
@@ -10758,7 +11347,7 @@
           <w:p>
             <w:pPr>
               <w:pStyle w:val="Compact"/>
-              <w:jc w:val="left"/>
+              <w:jc w:val="center"/>
             </w:pPr>
             <w:r>
               <w:rPr>
@@ -10773,7 +11362,7 @@
           <w:p>
             <w:pPr>
               <w:pStyle w:val="Compact"/>
-              <w:jc w:val="left"/>
+              <w:jc w:val="center"/>
             </w:pPr>
             <w:r>
               <w:rPr>
@@ -10790,7 +11379,7 @@
           <w:p>
             <w:pPr>
               <w:pStyle w:val="Compact"/>
-              <w:jc w:val="left"/>
+              <w:jc w:val="center"/>
             </w:pPr>
             <w:r>
               <w:rPr>
@@ -10805,7 +11394,7 @@
           <w:p>
             <w:pPr>
               <w:pStyle w:val="Compact"/>
-              <w:jc w:val="left"/>
+              <w:jc w:val="center"/>
             </w:pPr>
             <w:r>
               <w:rPr>
@@ -10822,7 +11411,7 @@
           <w:p>
             <w:pPr>
               <w:pStyle w:val="Compact"/>
-              <w:jc w:val="left"/>
+              <w:jc w:val="center"/>
             </w:pPr>
             <w:r>
               <w:rPr>
@@ -10839,7 +11428,7 @@
           <w:p>
             <w:pPr>
               <w:pStyle w:val="Compact"/>
-              <w:jc w:val="left"/>
+              <w:jc w:val="center"/>
             </w:pPr>
             <w:r>
               <w:rPr>
@@ -10854,7 +11443,7 @@
           <w:p>
             <w:pPr>
               <w:pStyle w:val="Compact"/>
-              <w:jc w:val="left"/>
+              <w:jc w:val="center"/>
             </w:pPr>
             <w:r>
               <w:rPr>
@@ -10877,7 +11466,7 @@
           <w:p>
             <w:pPr>
               <w:pStyle w:val="Compact"/>
-              <w:jc w:val="left"/>
+              <w:jc w:val="center"/>
             </w:pPr>
             <w:r>
               <w:rPr>
@@ -10894,7 +11483,7 @@
           <w:p>
             <w:pPr>
               <w:pStyle w:val="Compact"/>
-              <w:jc w:val="left"/>
+              <w:jc w:val="center"/>
             </w:pPr>
             <w:r>
               <w:rPr>
@@ -10909,7 +11498,7 @@
           <w:p>
             <w:pPr>
               <w:pStyle w:val="Compact"/>
-              <w:jc w:val="left"/>
+              <w:jc w:val="center"/>
             </w:pPr>
             <w:r>
               <w:rPr>
@@ -10926,7 +11515,7 @@
           <w:p>
             <w:pPr>
               <w:pStyle w:val="Compact"/>
-              <w:jc w:val="left"/>
+              <w:jc w:val="center"/>
             </w:pPr>
             <w:r>
               <w:rPr>
@@ -10943,9 +11532,6 @@
         <w:pStyle w:val="BlockText"/>
       </w:pPr>
       <w:r>
-        <w:t xml:space="preserve">💡 </w:t>
-      </w:r>
-      <w:r>
         <w:rPr>
           <w:rFonts w:hint="eastAsia" w:eastAsia="SimSun" w:ascii="Times New Roman" w:hAnsi="Times New Roman"/>
         </w:rPr>
@@ -10970,9 +11556,9 @@
         </w:pict>
       </w:r>
     </w:p>
-    <w:bookmarkEnd w:id="34"/>
-    <w:bookmarkEnd w:id="35"/>
-    <w:bookmarkStart w:id="38" w:name="六标准曲线法"/>
+    <w:bookmarkEnd w:id="43"/>
+    <w:bookmarkEnd w:id="44"/>
+    <w:bookmarkStart w:id="47" w:name="六标准曲线法"/>
     <w:p>
       <w:pPr>
         <w:pStyle w:val="Heading2"/>
@@ -10984,7 +11570,7 @@
         <w:t xml:space="preserve">六、标准曲线法</w:t>
       </w:r>
     </w:p>
-    <w:bookmarkStart w:id="36" w:name="操作步骤"/>
+    <w:bookmarkStart w:id="45" w:name="操作步骤"/>
     <w:p>
       <w:pPr>
         <w:pStyle w:val="Heading3"/>
@@ -11211,6 +11797,14 @@
         <w:t xml:space="preserve">内使用（</w:t>
       </w:r>
       <m:oMath>
+        <m:oMathPr>
+          <m:ctrlPr>
+            <w:rPr>
+              <w:sz w:val="28"/>
+              <w:szCs w:val="28"/>
+            </w:rPr>
+          </m:ctrlPr>
+        </m:oMathPr>
         <m:r>
           <m:t>A</m:t>
         </m:r>
@@ -11240,8 +11834,8 @@
         <w:t xml:space="preserve">），且每次测定需同时带标准曲线。</w:t>
       </w:r>
     </w:p>
-    <w:bookmarkEnd w:id="36"/>
-    <w:bookmarkStart w:id="37" w:name="常见问题"/>
+    <w:bookmarkEnd w:id="45"/>
+    <w:bookmarkStart w:id="46" w:name="常见问题"/>
     <w:p>
       <w:pPr>
         <w:pStyle w:val="Heading3"/>
@@ -11359,9 +11953,9 @@
         </w:pict>
       </w:r>
     </w:p>
-    <w:bookmarkEnd w:id="37"/>
-    <w:bookmarkEnd w:id="38"/>
-    <w:bookmarkStart w:id="44" w:name="七典型例题"/>
+    <w:bookmarkEnd w:id="46"/>
+    <w:bookmarkEnd w:id="47"/>
+    <w:bookmarkStart w:id="53" w:name="七典型例题"/>
     <w:p>
       <w:pPr>
         <w:pStyle w:val="Heading2"/>
@@ -11373,7 +11967,7 @@
         <w:t xml:space="preserve">七、典型例题</w:t>
       </w:r>
     </w:p>
-    <w:bookmarkStart w:id="39" w:name="例1-误差类型判断实战训练"/>
+    <w:bookmarkStart w:id="48" w:name="例1-误差类型判断实战训练"/>
     <w:p>
       <w:pPr>
         <w:pStyle w:val="Heading3"/>
@@ -11552,7 +12146,7 @@
           <w:p>
             <w:pPr>
               <w:pStyle w:val="Compact"/>
-              <w:jc w:val="left"/>
+              <w:jc w:val="center"/>
             </w:pPr>
             <w:r>
               <w:rPr>
@@ -11584,7 +12178,7 @@
           <w:p>
             <w:pPr>
               <w:pStyle w:val="Compact"/>
-              <w:jc w:val="left"/>
+              <w:jc w:val="center"/>
             </w:pPr>
             <w:r>
               <w:rPr>
@@ -11617,7 +12211,7 @@
           <w:p>
             <w:pPr>
               <w:pStyle w:val="Compact"/>
-              <w:jc w:val="left"/>
+              <w:jc w:val="center"/>
             </w:pPr>
             <w:r>
               <w:rPr>
@@ -11655,7 +12249,7 @@
           <w:p>
             <w:pPr>
               <w:pStyle w:val="Compact"/>
-              <w:jc w:val="left"/>
+              <w:jc w:val="center"/>
             </w:pPr>
             <w:r>
               <w:rPr>
@@ -11687,7 +12281,7 @@
           <w:p>
             <w:pPr>
               <w:pStyle w:val="Compact"/>
-              <w:jc w:val="left"/>
+              <w:jc w:val="center"/>
             </w:pPr>
             <w:r>
               <w:rPr>
@@ -11725,7 +12319,7 @@
           <w:p>
             <w:pPr>
               <w:pStyle w:val="Compact"/>
-              <w:jc w:val="left"/>
+              <w:jc w:val="center"/>
             </w:pPr>
             <w:r>
               <w:rPr>
@@ -11757,7 +12351,7 @@
           <w:p>
             <w:pPr>
               <w:pStyle w:val="Compact"/>
-              <w:jc w:val="left"/>
+              <w:jc w:val="center"/>
             </w:pPr>
             <w:r>
               <w:rPr>
@@ -11789,7 +12383,7 @@
           <w:p>
             <w:pPr>
               <w:pStyle w:val="Compact"/>
-              <w:jc w:val="left"/>
+              <w:jc w:val="center"/>
             </w:pPr>
             <w:r>
               <w:rPr>
@@ -11821,7 +12415,7 @@
           <w:p>
             <w:pPr>
               <w:pStyle w:val="Compact"/>
-              <w:jc w:val="left"/>
+              <w:jc w:val="center"/>
             </w:pPr>
             <w:r>
               <w:rPr>
@@ -11859,7 +12453,7 @@
           <w:p>
             <w:pPr>
               <w:pStyle w:val="Compact"/>
-              <w:jc w:val="left"/>
+              <w:jc w:val="center"/>
             </w:pPr>
             <w:r>
               <w:rPr>
@@ -11891,7 +12485,7 @@
           <w:p>
             <w:pPr>
               <w:pStyle w:val="Compact"/>
-              <w:jc w:val="left"/>
+              <w:jc w:val="center"/>
             </w:pPr>
             <w:r>
               <w:rPr>
@@ -11923,7 +12517,7 @@
           <w:p>
             <w:pPr>
               <w:pStyle w:val="Compact"/>
-              <w:jc w:val="left"/>
+              <w:jc w:val="center"/>
             </w:pPr>
             <w:r>
               <w:rPr>
@@ -11961,8 +12555,8 @@
         </w:pict>
       </w:r>
     </w:p>
-    <w:bookmarkEnd w:id="39"/>
-    <w:bookmarkStart w:id="40" w:name="例2-有效数字综合运算"/>
+    <w:bookmarkEnd w:id="48"/>
+    <w:bookmarkStart w:id="49" w:name="例2-有效数字综合运算"/>
     <w:p>
       <w:pPr>
         <w:pStyle w:val="Heading3"/>
@@ -12014,6 +12608,14 @@
         <w:t xml:space="preserve"> </w:t>
       </w:r>
       <m:oMath>
+        <m:oMathPr>
+          <m:ctrlPr>
+            <w:rPr>
+              <w:sz w:val="28"/>
+              <w:szCs w:val="28"/>
+            </w:rPr>
+          </m:ctrlPr>
+        </m:oMathPr>
         <m:r>
           <m:t>12.34</m:t>
         </m:r>
@@ -12046,6 +12648,14 @@
         <w:t xml:space="preserve"> </w:t>
       </w:r>
       <m:oMath>
+        <m:oMathPr>
+          <m:ctrlPr>
+            <w:rPr>
+              <w:sz w:val="28"/>
+              <w:szCs w:val="28"/>
+            </w:rPr>
+          </m:ctrlPr>
+        </m:oMathPr>
         <m:r>
           <m:t>0.102</m:t>
         </m:r>
@@ -12078,6 +12688,14 @@
         <w:t xml:space="preserve"> </w:t>
       </w:r>
       <m:oMath>
+        <m:oMathPr>
+          <m:ctrlPr>
+            <w:rPr>
+              <w:sz w:val="28"/>
+              <w:szCs w:val="28"/>
+            </w:rPr>
+          </m:ctrlPr>
+        </m:oMathPr>
         <m:r>
           <m:rPr>
             <m:sty m:val="p"/>
@@ -12296,6 +12914,14 @@
         <w:t xml:space="preserve">位小数）</w:t>
       </w:r>
       <m:oMath>
+        <m:oMathPr>
+          <m:ctrlPr>
+            <w:rPr>
+              <w:sz w:val="28"/>
+              <w:szCs w:val="28"/>
+            </w:rPr>
+          </m:ctrlPr>
+        </m:oMathPr>
         <m:r>
           <m:rPr>
             <m:sty m:val="p"/>
@@ -12350,6 +12976,12 @@
       <m:oMathPara>
         <m:oMathParaPr>
           <m:jc m:val="center"/>
+          <m:ctrlPr>
+            <w:rPr>
+              <w:sz w:val="28"/>
+              <w:szCs w:val="28"/>
+            </w:rPr>
+          </m:ctrlPr>
         </m:oMathParaPr>
         <m:oMath>
           <m:r>
@@ -12512,6 +13144,12 @@
       <m:oMathPara>
         <m:oMathParaPr>
           <m:jc m:val="center"/>
+          <m:ctrlPr>
+            <w:rPr>
+              <w:sz w:val="28"/>
+              <w:szCs w:val="28"/>
+            </w:rPr>
+          </m:ctrlPr>
         </m:oMathParaPr>
         <m:oMath>
           <m:r>
@@ -12584,6 +13222,12 @@
       <m:oMathPara>
         <m:oMathParaPr>
           <m:jc m:val="center"/>
+          <m:ctrlPr>
+            <w:rPr>
+              <w:sz w:val="28"/>
+              <w:szCs w:val="28"/>
+            </w:rPr>
+          </m:ctrlPr>
         </m:oMathParaPr>
         <m:oMath>
           <m:r>
@@ -12820,8 +13464,8 @@
         </w:pict>
       </w:r>
     </w:p>
-    <w:bookmarkEnd w:id="40"/>
-    <w:bookmarkStart w:id="41" w:name="例3-lambert-beer-定律计算"/>
+    <w:bookmarkEnd w:id="49"/>
+    <w:bookmarkStart w:id="50" w:name="例3-lambert-beer-定律计算"/>
     <w:p>
       <w:pPr>
         <w:pStyle w:val="Heading3"/>
@@ -12867,6 +13511,14 @@
         <w:t xml:space="preserve"> </w:t>
       </w:r>
       <m:oMath>
+        <m:oMathPr>
+          <m:ctrlPr>
+            <w:rPr>
+              <w:sz w:val="28"/>
+              <w:szCs w:val="28"/>
+            </w:rPr>
+          </m:ctrlPr>
+        </m:oMathPr>
         <m:sSub>
           <m:e>
             <m:r>
@@ -12920,6 +13572,14 @@
         <w:t xml:space="preserve"> </w:t>
       </w:r>
       <m:oMath>
+        <m:oMathPr>
+          <m:ctrlPr>
+            <w:rPr>
+              <w:sz w:val="28"/>
+              <w:szCs w:val="28"/>
+            </w:rPr>
+          </m:ctrlPr>
+        </m:oMathPr>
         <m:r>
           <m:t>κ</m:t>
         </m:r>
@@ -13102,6 +13762,14 @@
         <w:t xml:space="preserve">判断该浓度是否在最佳测量范围内（</w:t>
       </w:r>
       <m:oMath>
+        <m:oMathPr>
+          <m:ctrlPr>
+            <w:rPr>
+              <w:sz w:val="28"/>
+              <w:szCs w:val="28"/>
+            </w:rPr>
+          </m:ctrlPr>
+        </m:oMathPr>
         <m:r>
           <m:t>A</m:t>
         </m:r>
@@ -13255,6 +13923,12 @@
       <m:oMathPara>
         <m:oMathParaPr>
           <m:jc m:val="center"/>
+          <m:ctrlPr>
+            <w:rPr>
+              <w:sz w:val="28"/>
+              <w:szCs w:val="28"/>
+            </w:rPr>
+          </m:ctrlPr>
         </m:oMathParaPr>
         <m:oMath>
           <m:r>
@@ -13422,6 +14096,14 @@
         <w:t xml:space="preserve">稀释一倍后浓度减半：</w:t>
       </w:r>
       <m:oMath>
+        <m:oMathPr>
+          <m:ctrlPr>
+            <w:rPr>
+              <w:sz w:val="28"/>
+              <w:szCs w:val="28"/>
+            </w:rPr>
+          </m:ctrlPr>
+        </m:oMathPr>
         <m:sSup>
           <m:e>
             <m:r>
@@ -13563,6 +14245,12 @@
       <m:oMathPara>
         <m:oMathParaPr>
           <m:jc m:val="center"/>
+          <m:ctrlPr>
+            <w:rPr>
+              <w:sz w:val="28"/>
+              <w:szCs w:val="28"/>
+            </w:rPr>
+          </m:ctrlPr>
         </m:oMathParaPr>
         <m:oMath>
           <m:sSup>
@@ -13724,6 +14412,14 @@
         <w:t xml:space="preserve"> </w:t>
       </w:r>
       <m:oMath>
+        <m:oMathPr>
+          <m:ctrlPr>
+            <w:rPr>
+              <w:sz w:val="28"/>
+              <w:szCs w:val="28"/>
+            </w:rPr>
+          </m:ctrlPr>
+        </m:oMathPr>
         <m:r>
           <m:t>A</m:t>
         </m:r>
@@ -13777,6 +14473,14 @@
         <w:t xml:space="preserve"> </w:t>
       </w:r>
       <m:oMath>
+        <m:oMathPr>
+          <m:ctrlPr>
+            <w:rPr>
+              <w:sz w:val="28"/>
+              <w:szCs w:val="28"/>
+            </w:rPr>
+          </m:ctrlPr>
+        </m:oMathPr>
         <m:sSup>
           <m:e>
             <m:r>
@@ -13824,6 +14528,14 @@
         <w:t xml:space="preserve"> </w:t>
       </w:r>
       <m:oMath>
+        <m:oMathPr>
+          <m:ctrlPr>
+            <w:rPr>
+              <w:sz w:val="28"/>
+              <w:szCs w:val="28"/>
+            </w:rPr>
+          </m:ctrlPr>
+        </m:oMathPr>
         <m:sSup>
           <m:e>
             <m:r>
@@ -13878,6 +14590,14 @@
         <w:t xml:space="preserve"> </w:t>
       </w:r>
       <m:oMath>
+        <m:oMathPr>
+          <m:ctrlPr>
+            <w:rPr>
+              <w:sz w:val="28"/>
+              <w:szCs w:val="28"/>
+            </w:rPr>
+          </m:ctrlPr>
+        </m:oMathPr>
         <m:r>
           <m:t>c</m:t>
         </m:r>
@@ -13958,6 +14678,14 @@
         <w:t xml:space="preserve"> </w:t>
       </w:r>
       <m:oMath>
+        <m:oMathPr>
+          <m:ctrlPr>
+            <w:rPr>
+              <w:sz w:val="28"/>
+              <w:szCs w:val="28"/>
+            </w:rPr>
+          </m:ctrlPr>
+        </m:oMathPr>
         <m:sSup>
           <m:e>
             <m:r>
@@ -14006,8 +14734,8 @@
         </w:pict>
       </w:r>
     </w:p>
-    <w:bookmarkEnd w:id="41"/>
-    <w:bookmarkStart w:id="42" w:name="例4-标准曲线法求未知浓度"/>
+    <w:bookmarkEnd w:id="50"/>
+    <w:bookmarkStart w:id="51" w:name="例4-标准曲线法求未知浓度"/>
     <w:p>
       <w:pPr>
         <w:pStyle w:val="Heading3"/>
@@ -14582,6 +15310,14 @@
         <w:t xml:space="preserve"> </w:t>
       </w:r>
       <m:oMath>
+        <m:oMathPr>
+          <m:ctrlPr>
+            <w:rPr>
+              <w:sz w:val="28"/>
+              <w:szCs w:val="28"/>
+            </w:rPr>
+          </m:ctrlPr>
+        </m:oMathPr>
         <m:r>
           <m:t>A</m:t>
         </m:r>
@@ -14614,6 +15350,14 @@
         <w:t xml:space="preserve"> </w:t>
       </w:r>
       <m:oMath>
+        <m:oMathPr>
+          <m:ctrlPr>
+            <w:rPr>
+              <w:sz w:val="28"/>
+              <w:szCs w:val="28"/>
+            </w:rPr>
+          </m:ctrlPr>
+        </m:oMathPr>
         <m:r>
           <m:t>c</m:t>
         </m:r>
@@ -14726,6 +15470,12 @@
       <m:oMathPara>
         <m:oMathParaPr>
           <m:jc m:val="center"/>
+          <m:ctrlPr>
+            <w:rPr>
+              <w:sz w:val="28"/>
+              <w:szCs w:val="28"/>
+            </w:rPr>
+          </m:ctrlPr>
         </m:oMathParaPr>
         <m:oMath>
           <m:r>
@@ -14934,6 +15684,14 @@
         <w:t xml:space="preserve"> </w:t>
       </w:r>
       <m:oMath>
+        <m:oMathPr>
+          <m:ctrlPr>
+            <w:rPr>
+              <w:sz w:val="28"/>
+              <w:szCs w:val="28"/>
+            </w:rPr>
+          </m:ctrlPr>
+        </m:oMathPr>
         <m:r>
           <m:t>k</m:t>
         </m:r>
@@ -14993,6 +15751,14 @@
         <w:t xml:space="preserve"> </w:t>
       </w:r>
       <m:oMath>
+        <m:oMathPr>
+          <m:ctrlPr>
+            <w:rPr>
+              <w:sz w:val="28"/>
+              <w:szCs w:val="28"/>
+            </w:rPr>
+          </m:ctrlPr>
+        </m:oMathPr>
         <m:r>
           <m:t>κ</m:t>
         </m:r>
@@ -15141,6 +15907,12 @@
       <m:oMathPara>
         <m:oMathParaPr>
           <m:jc m:val="center"/>
+          <m:ctrlPr>
+            <w:rPr>
+              <w:sz w:val="28"/>
+              <w:szCs w:val="28"/>
+            </w:rPr>
+          </m:ctrlPr>
         </m:oMathParaPr>
         <m:oMath>
           <m:sSub>
@@ -15315,6 +16087,14 @@
         <w:t xml:space="preserve"> </w:t>
       </w:r>
       <m:oMath>
+        <m:oMathPr>
+          <m:ctrlPr>
+            <w:rPr>
+              <w:sz w:val="28"/>
+              <w:szCs w:val="28"/>
+            </w:rPr>
+          </m:ctrlPr>
+        </m:oMathPr>
         <m:sSub>
           <m:e>
             <m:r>
@@ -15393,6 +16173,14 @@
         <w:t xml:space="preserve">：</w:t>
       </w:r>
       <m:oMath>
+        <m:oMathPr>
+          <m:ctrlPr>
+            <w:rPr>
+              <w:sz w:val="28"/>
+              <w:szCs w:val="28"/>
+            </w:rPr>
+          </m:ctrlPr>
+        </m:oMathPr>
         <m:sSub>
           <m:e>
             <m:r>
@@ -15483,8 +16271,8 @@
         </w:pict>
       </w:r>
     </w:p>
-    <w:bookmarkEnd w:id="42"/>
-    <w:bookmarkStart w:id="43" w:name="例5-偏离-lambert-beer-定律的辨析"/>
+    <w:bookmarkEnd w:id="51"/>
+    <w:bookmarkStart w:id="52" w:name="例5-偏离-lambert-beer-定律的辨析"/>
     <w:p>
       <w:pPr>
         <w:pStyle w:val="Heading3"/>
@@ -15536,6 +16324,14 @@
         <w:t xml:space="preserve">：某学生在绘制某有色配合物的标准曲线时发现，高浓度区域（</w:t>
       </w:r>
       <m:oMath>
+        <m:oMathPr>
+          <m:ctrlPr>
+            <w:rPr>
+              <w:sz w:val="28"/>
+              <w:szCs w:val="28"/>
+            </w:rPr>
+          </m:ctrlPr>
+        </m:oMathPr>
         <m:r>
           <m:t>c</m:t>
         </m:r>
@@ -16014,6 +16810,14 @@
         <w:t xml:space="preserve">内（</w:t>
       </w:r>
       <m:oMath>
+        <m:oMathPr>
+          <m:ctrlPr>
+            <w:rPr>
+              <w:sz w:val="28"/>
+              <w:szCs w:val="28"/>
+            </w:rPr>
+          </m:ctrlPr>
+        </m:oMathPr>
         <m:r>
           <m:t>A</m:t>
         </m:r>
@@ -16151,9 +16955,9 @@
         </w:pict>
       </w:r>
     </w:p>
-    <w:bookmarkEnd w:id="43"/>
-    <w:bookmarkEnd w:id="44"/>
-    <w:bookmarkStart w:id="51" w:name="八常见误区"/>
+    <w:bookmarkEnd w:id="52"/>
+    <w:bookmarkEnd w:id="53"/>
+    <w:bookmarkStart w:id="60" w:name="八常见误区"/>
     <w:p>
       <w:pPr>
         <w:pStyle w:val="Heading2"/>
@@ -16165,7 +16969,7 @@
         <w:t xml:space="preserve">八、常见误区</w:t>
       </w:r>
     </w:p>
-    <w:bookmarkStart w:id="45" w:name="误区1将多次测量当作万能方法"/>
+    <w:bookmarkStart w:id="54" w:name="误区1将多次测量当作万能方法"/>
     <w:p>
       <w:pPr>
         <w:pStyle w:val="Heading3"/>
@@ -16308,8 +17112,8 @@
         <w:t xml:space="preserve">次，结果仍然全部偏低，平均值不会接近真值。</w:t>
       </w:r>
     </w:p>
-    <w:bookmarkEnd w:id="45"/>
-    <w:bookmarkStart w:id="46" w:name="误区2混淆有效数字加减法和乘除法的规则"/>
+    <w:bookmarkEnd w:id="54"/>
+    <w:bookmarkStart w:id="55" w:name="误区2混淆有效数字加减法和乘除法的规则"/>
     <w:p>
       <w:pPr>
         <w:pStyle w:val="Heading3"/>
@@ -16427,8 +17231,8 @@
         <w:t xml:space="preserve">。</w:t>
       </w:r>
     </w:p>
-    <w:bookmarkEnd w:id="46"/>
-    <w:bookmarkStart w:id="47" w:name="误区3将-a-与-t-的关系简单化为线性"/>
+    <w:bookmarkEnd w:id="55"/>
+    <w:bookmarkStart w:id="56" w:name="误区3将-a-与-t-的关系简单化为线性"/>
     <w:p>
       <w:pPr>
         <w:pStyle w:val="Heading3"/>
@@ -16571,6 +17375,14 @@
         <w:t xml:space="preserve">：</w:t>
       </w:r>
       <m:oMath>
+        <m:oMathPr>
+          <m:ctrlPr>
+            <w:rPr>
+              <w:sz w:val="28"/>
+              <w:szCs w:val="28"/>
+            </w:rPr>
+          </m:ctrlPr>
+        </m:oMathPr>
         <m:r>
           <m:t>A</m:t>
         </m:r>
@@ -16695,6 +17507,14 @@
         <w:t xml:space="preserve">（</w:t>
       </w:r>
       <m:oMath>
+        <m:oMathPr>
+          <m:ctrlPr>
+            <w:rPr>
+              <w:sz w:val="28"/>
+              <w:szCs w:val="28"/>
+            </w:rPr>
+          </m:ctrlPr>
+        </m:oMathPr>
         <m:r>
           <m:t>A</m:t>
         </m:r>
@@ -16721,6 +17541,14 @@
         <w:t xml:space="preserve"> </w:t>
       </w:r>
       <m:oMath>
+        <m:oMathPr>
+          <m:ctrlPr>
+            <w:rPr>
+              <w:sz w:val="28"/>
+              <w:szCs w:val="28"/>
+            </w:rPr>
+          </m:ctrlPr>
+        </m:oMathPr>
         <m:r>
           <m:t>A</m:t>
         </m:r>
@@ -16770,8 +17598,8 @@
         <w:t xml:space="preserve">（是的平方，不是减到一半）。</w:t>
       </w:r>
     </w:p>
-    <w:bookmarkEnd w:id="47"/>
-    <w:bookmarkStart w:id="48" w:name="误区4标准曲线不经原点就认为实验失败"/>
+    <w:bookmarkEnd w:id="56"/>
+    <w:bookmarkStart w:id="57" w:name="误区4标准曲线不经原点就认为实验失败"/>
     <w:p>
       <w:pPr>
         <w:pStyle w:val="Heading3"/>
@@ -16878,6 +17706,14 @@
         <w:t xml:space="preserve"> </w:t>
       </w:r>
       <m:oMath>
+        <m:oMathPr>
+          <m:ctrlPr>
+            <w:rPr>
+              <w:sz w:val="28"/>
+              <w:szCs w:val="28"/>
+            </w:rPr>
+          </m:ctrlPr>
+        </m:oMathPr>
         <m:r>
           <m:t>A</m:t>
         </m:r>
@@ -16913,8 +17749,8 @@
         <w:t xml:space="preserve">代入（不强制过原点）。</w:t>
       </w:r>
     </w:p>
-    <w:bookmarkEnd w:id="48"/>
-    <w:bookmarkStart w:id="49" w:name="误区5认为-lambda_max-永远是唯一最佳测定波长"/>
+    <w:bookmarkEnd w:id="57"/>
+    <w:bookmarkStart w:id="58" w:name="误区5认为-lambda_max-永远是唯一最佳测定波长"/>
     <w:p>
       <w:pPr>
         <w:pStyle w:val="Heading3"/>
@@ -17079,6 +17915,14 @@
         <w:t xml:space="preserve"> </w:t>
       </w:r>
       <m:oMath>
+        <m:oMathPr>
+          <m:ctrlPr>
+            <w:rPr>
+              <w:sz w:val="28"/>
+              <w:szCs w:val="28"/>
+            </w:rPr>
+          </m:ctrlPr>
+        </m:oMathPr>
         <m:sSub>
           <m:e>
             <m:r>
@@ -17144,8 +17988,8 @@
         <w:t xml:space="preserve">测定。</w:t>
       </w:r>
     </w:p>
-    <w:bookmarkEnd w:id="49"/>
-    <w:bookmarkStart w:id="50" w:name="误区6忽略显色反应的条件控制"/>
+    <w:bookmarkEnd w:id="58"/>
+    <w:bookmarkStart w:id="59" w:name="误区6忽略显色反应的条件控制"/>
     <w:p>
       <w:pPr>
         <w:pStyle w:val="Heading3"/>
@@ -17346,9 +18190,9 @@
         </w:pict>
       </w:r>
     </w:p>
-    <w:bookmarkEnd w:id="50"/>
-    <w:bookmarkEnd w:id="51"/>
-    <w:bookmarkStart w:id="55" w:name="九方法总结"/>
+    <w:bookmarkEnd w:id="59"/>
+    <w:bookmarkEnd w:id="60"/>
+    <w:bookmarkStart w:id="64" w:name="九方法总结"/>
     <w:p>
       <w:pPr>
         <w:pStyle w:val="Heading2"/>
@@ -17360,7 +18204,7 @@
         <w:t xml:space="preserve">九、方法总结</w:t>
       </w:r>
     </w:p>
-    <w:bookmarkStart w:id="52" w:name="误差处理的三部曲"/>
+    <w:bookmarkStart w:id="61" w:name="误差处理的三部曲"/>
     <w:p>
       <w:pPr>
         <w:pStyle w:val="Heading3"/>
@@ -17425,8 +18269,8 @@
         <w:t xml:space="preserve">评估数据可靠性：准确度如何？精密度如何？置信区间多宽？</w:t>
       </w:r>
     </w:p>
-    <w:bookmarkEnd w:id="52"/>
-    <w:bookmarkStart w:id="53" w:name="lambert-beer-定律应用流程图"/>
+    <w:bookmarkEnd w:id="61"/>
+    <w:bookmarkStart w:id="62" w:name="lambert-beer-定律应用流程图"/>
     <w:p>
       <w:pPr>
         <w:pStyle w:val="Heading3"/>
@@ -17708,8 +18552,8 @@
         <w:t xml:space="preserve">查浓度</w:t>
       </w:r>
     </w:p>
-    <w:bookmarkEnd w:id="53"/>
-    <w:bookmarkStart w:id="54" w:name="标准曲线法使用注意事项"/>
+    <w:bookmarkEnd w:id="62"/>
+    <w:bookmarkStart w:id="63" w:name="标准曲线法使用注意事项"/>
     <w:p>
       <w:pPr>
         <w:pStyle w:val="Heading3"/>
@@ -17843,9 +18687,9 @@
         </w:pict>
       </w:r>
     </w:p>
-    <w:bookmarkEnd w:id="54"/>
-    <w:bookmarkEnd w:id="55"/>
-    <w:bookmarkStart w:id="56" w:name="十核心速查卡"/>
+    <w:bookmarkEnd w:id="63"/>
+    <w:bookmarkEnd w:id="64"/>
+    <w:bookmarkStart w:id="65" w:name="十核心速查卡"/>
     <w:p>
       <w:pPr>
         <w:pStyle w:val="Heading2"/>
@@ -17878,7 +18722,7 @@
           <w:p>
             <w:pPr>
               <w:pStyle w:val="Compact"/>
-              <w:jc w:val="left"/>
+              <w:jc w:val="center"/>
             </w:pPr>
             <w:r>
               <w:rPr>
@@ -17894,7 +18738,7 @@
           <w:p>
             <w:pPr>
               <w:pStyle w:val="Compact"/>
-              <w:jc w:val="left"/>
+              <w:jc w:val="center"/>
             </w:pPr>
             <w:r>
               <w:rPr>
@@ -17910,7 +18754,7 @@
           <w:p>
             <w:pPr>
               <w:pStyle w:val="Compact"/>
-              <w:jc w:val="left"/>
+              <w:jc w:val="center"/>
             </w:pPr>
             <w:r>
               <w:rPr>
@@ -17928,7 +18772,7 @@
           <w:p>
             <w:pPr>
               <w:pStyle w:val="Compact"/>
-              <w:jc w:val="left"/>
+              <w:jc w:val="center"/>
             </w:pPr>
             <w:r>
               <w:rPr>
@@ -17943,7 +18787,7 @@
           <w:p>
             <w:pPr>
               <w:pStyle w:val="Compact"/>
-              <w:jc w:val="left"/>
+              <w:jc w:val="center"/>
             </w:pPr>
             <w:r>
               <w:rPr>
@@ -17958,7 +18802,7 @@
           <w:p>
             <w:pPr>
               <w:pStyle w:val="Compact"/>
-              <w:jc w:val="left"/>
+              <w:jc w:val="center"/>
             </w:pPr>
             <w:r>
               <w:rPr>
@@ -17975,7 +18819,7 @@
           <w:p>
             <w:pPr>
               <w:pStyle w:val="Compact"/>
-              <w:jc w:val="left"/>
+              <w:jc w:val="center"/>
             </w:pPr>
             <w:r>
               <w:rPr>
@@ -17990,7 +18834,7 @@
           <w:p>
             <w:pPr>
               <w:pStyle w:val="Compact"/>
-              <w:jc w:val="left"/>
+              <w:jc w:val="center"/>
             </w:pPr>
             <m:oMath>
               <m:sSub>
@@ -18058,7 +18902,7 @@
           <w:p>
             <w:pPr>
               <w:pStyle w:val="Compact"/>
-              <w:jc w:val="left"/>
+              <w:jc w:val="center"/>
             </w:pPr>
             <w:r>
               <w:rPr>
@@ -18075,7 +18919,7 @@
           <w:p>
             <w:pPr>
               <w:pStyle w:val="Compact"/>
-              <w:jc w:val="left"/>
+              <w:jc w:val="center"/>
             </w:pPr>
             <w:r>
               <w:rPr>
@@ -18090,7 +18934,7 @@
           <w:p>
             <w:pPr>
               <w:pStyle w:val="Compact"/>
-              <w:jc w:val="left"/>
+              <w:jc w:val="center"/>
             </w:pPr>
             <m:oMath>
               <m:r>
@@ -18194,7 +19038,7 @@
           <w:p>
             <w:pPr>
               <w:pStyle w:val="Compact"/>
-              <w:jc w:val="left"/>
+              <w:jc w:val="center"/>
             </w:pPr>
             <w:r>
               <w:rPr>
@@ -18211,7 +19055,7 @@
           <w:p>
             <w:pPr>
               <w:pStyle w:val="Compact"/>
-              <w:jc w:val="left"/>
+              <w:jc w:val="center"/>
             </w:pPr>
             <w:r>
               <w:rPr>
@@ -18226,7 +19070,7 @@
           <w:p>
             <w:pPr>
               <w:pStyle w:val="Compact"/>
-              <w:jc w:val="left"/>
+              <w:jc w:val="center"/>
             </w:pPr>
             <m:oMath>
               <m:r>
@@ -18330,7 +19174,7 @@
           <w:p>
             <w:pPr>
               <w:pStyle w:val="Compact"/>
-              <w:jc w:val="left"/>
+              <w:jc w:val="center"/>
             </w:pPr>
             <w:r>
               <w:rPr>
@@ -18347,7 +19191,7 @@
           <w:p>
             <w:pPr>
               <w:pStyle w:val="Compact"/>
-              <w:jc w:val="left"/>
+              <w:jc w:val="center"/>
             </w:pPr>
             <w:r>
               <w:rPr>
@@ -18362,7 +19206,7 @@
           <w:p>
             <w:pPr>
               <w:pStyle w:val="Compact"/>
-              <w:jc w:val="left"/>
+              <w:jc w:val="center"/>
             </w:pPr>
             <m:oMath>
               <m:r>
@@ -18430,7 +19274,7 @@
           <w:p>
             <w:pPr>
               <w:pStyle w:val="Compact"/>
-              <w:jc w:val="left"/>
+              <w:jc w:val="center"/>
             </w:pPr>
             <w:r>
               <w:rPr>
@@ -18447,7 +19291,7 @@
           <w:p>
             <w:pPr>
               <w:pStyle w:val="Compact"/>
-              <w:jc w:val="left"/>
+              <w:jc w:val="center"/>
             </w:pPr>
             <w:r>
               <w:rPr>
@@ -18462,7 +19306,7 @@
           <w:p>
             <w:pPr>
               <w:pStyle w:val="Compact"/>
-              <w:jc w:val="left"/>
+              <w:jc w:val="center"/>
             </w:pPr>
             <m:oMath>
               <m:r>
@@ -18579,7 +19423,7 @@
           <w:p>
             <w:pPr>
               <w:pStyle w:val="Compact"/>
-              <w:jc w:val="left"/>
+              <w:jc w:val="center"/>
             </w:pPr>
             <w:r>
               <w:rPr>
@@ -18596,7 +19440,7 @@
           <w:p>
             <w:pPr>
               <w:pStyle w:val="Compact"/>
-              <w:jc w:val="left"/>
+              <w:jc w:val="center"/>
             </w:pPr>
             <w:r>
               <w:rPr>
@@ -18611,7 +19455,7 @@
           <w:p>
             <w:pPr>
               <w:pStyle w:val="Compact"/>
-              <w:jc w:val="left"/>
+              <w:jc w:val="center"/>
             </w:pPr>
             <w:r>
               <w:rPr>
@@ -18626,7 +19470,7 @@
           <w:p>
             <w:pPr>
               <w:pStyle w:val="Compact"/>
-              <w:jc w:val="left"/>
+              <w:jc w:val="center"/>
             </w:pPr>
             <w:r>
               <w:rPr>
@@ -18643,7 +19487,7 @@
           <w:p>
             <w:pPr>
               <w:pStyle w:val="Compact"/>
-              <w:jc w:val="left"/>
+              <w:jc w:val="center"/>
             </w:pPr>
             <w:r>
               <w:rPr>
@@ -18658,7 +19502,7 @@
           <w:p>
             <w:pPr>
               <w:pStyle w:val="Compact"/>
-              <w:jc w:val="left"/>
+              <w:jc w:val="center"/>
             </w:pPr>
             <w:r>
               <w:rPr>
@@ -18673,7 +19517,7 @@
           <w:p>
             <w:pPr>
               <w:pStyle w:val="Compact"/>
-              <w:jc w:val="left"/>
+              <w:jc w:val="center"/>
             </w:pPr>
             <w:r>
               <w:rPr>
@@ -18690,7 +19534,7 @@
           <w:p>
             <w:pPr>
               <w:pStyle w:val="Compact"/>
-              <w:jc w:val="left"/>
+              <w:jc w:val="center"/>
             </w:pPr>
             <w:r>
               <w:rPr>
@@ -18705,7 +19549,7 @@
           <w:p>
             <w:pPr>
               <w:pStyle w:val="Compact"/>
-              <w:jc w:val="left"/>
+              <w:jc w:val="center"/>
             </w:pPr>
             <w:r>
               <w:rPr>
@@ -18720,7 +19564,7 @@
           <w:p>
             <w:pPr>
               <w:pStyle w:val="Compact"/>
-              <w:jc w:val="left"/>
+              <w:jc w:val="center"/>
             </w:pPr>
             <w:r>
               <w:rPr>
@@ -18737,7 +19581,7 @@
           <w:p>
             <w:pPr>
               <w:pStyle w:val="Compact"/>
-              <w:jc w:val="left"/>
+              <w:jc w:val="center"/>
             </w:pPr>
             <m:oMath>
               <m:r>
@@ -18766,7 +19610,7 @@
           <w:p>
             <w:pPr>
               <w:pStyle w:val="Compact"/>
-              <w:jc w:val="left"/>
+              <w:jc w:val="center"/>
             </w:pPr>
             <m:oMath>
               <m:r>
@@ -18849,7 +19693,7 @@
           <w:p>
             <w:pPr>
               <w:pStyle w:val="Compact"/>
-              <w:jc w:val="left"/>
+              <w:jc w:val="center"/>
             </w:pPr>
             <m:oMath>
               <m:r>
@@ -18900,7 +19744,7 @@
           <w:p>
             <w:pPr>
               <w:pStyle w:val="Compact"/>
-              <w:jc w:val="left"/>
+              <w:jc w:val="center"/>
             </w:pPr>
             <m:oMath>
               <m:r>
@@ -18949,7 +19793,7 @@
           <w:p>
             <w:pPr>
               <w:pStyle w:val="Compact"/>
-              <w:jc w:val="left"/>
+              <w:jc w:val="center"/>
             </w:pPr>
             <m:oMath>
               <m:r>
@@ -18984,7 +19828,7 @@
           <w:p>
             <w:pPr>
               <w:pStyle w:val="Compact"/>
-              <w:jc w:val="left"/>
+              <w:jc w:val="center"/>
             </w:pPr>
             <w:r>
               <w:rPr>
@@ -19001,7 +19845,7 @@
           <w:p>
             <w:pPr>
               <w:pStyle w:val="Compact"/>
-              <w:jc w:val="left"/>
+              <w:jc w:val="center"/>
             </w:pPr>
             <w:r>
               <w:rPr>
@@ -19016,7 +19860,7 @@
           <w:p>
             <w:pPr>
               <w:pStyle w:val="Compact"/>
-              <w:jc w:val="left"/>
+              <w:jc w:val="center"/>
             </w:pPr>
             <m:oMath>
               <m:r>
@@ -19095,7 +19939,7 @@
           <w:p>
             <w:pPr>
               <w:pStyle w:val="Compact"/>
-              <w:jc w:val="left"/>
+              <w:jc w:val="center"/>
             </w:pPr>
             <w:r>
               <w:rPr>
@@ -19112,7 +19956,7 @@
           <w:p>
             <w:pPr>
               <w:pStyle w:val="Compact"/>
-              <w:jc w:val="left"/>
+              <w:jc w:val="center"/>
             </w:pPr>
             <w:r>
               <w:rPr>
@@ -19127,7 +19971,7 @@
           <w:p>
             <w:pPr>
               <w:pStyle w:val="Compact"/>
-              <w:jc w:val="left"/>
+              <w:jc w:val="center"/>
             </w:pPr>
             <m:oMath>
               <m:r>
@@ -19182,7 +20026,7 @@
           <w:p>
             <w:pPr>
               <w:pStyle w:val="Compact"/>
-              <w:jc w:val="left"/>
+              <w:jc w:val="center"/>
             </w:pPr>
             <w:r>
               <w:rPr>
@@ -19199,7 +20043,7 @@
           <w:p>
             <w:pPr>
               <w:pStyle w:val="Compact"/>
-              <w:jc w:val="left"/>
+              <w:jc w:val="center"/>
             </w:pPr>
             <w:r>
               <w:rPr>
@@ -19214,7 +20058,7 @@
           <w:p>
             <w:pPr>
               <w:pStyle w:val="Compact"/>
-              <w:jc w:val="left"/>
+              <w:jc w:val="center"/>
             </w:pPr>
             <w:r>
               <w:rPr>
@@ -19241,7 +20085,7 @@
           <w:p>
             <w:pPr>
               <w:pStyle w:val="Compact"/>
-              <w:jc w:val="left"/>
+              <w:jc w:val="center"/>
             </w:pPr>
             <w:r>
               <w:rPr>
@@ -19260,8 +20104,8 @@
         </w:pict>
       </w:r>
     </w:p>
-    <w:bookmarkEnd w:id="56"/>
-    <w:bookmarkStart w:id="60" w:name="十一练习题"/>
+    <w:bookmarkEnd w:id="65"/>
+    <w:bookmarkStart w:id="69" w:name="十一练习题"/>
     <w:p>
       <w:pPr>
         <w:pStyle w:val="Heading2"/>
@@ -19273,7 +20117,7 @@
         <w:t xml:space="preserve">十一、练习题</w:t>
       </w:r>
     </w:p>
-    <w:bookmarkStart w:id="57" w:name="基础巩固"/>
+    <w:bookmarkStart w:id="66" w:name="基础巩固"/>
     <w:p>
       <w:pPr>
         <w:pStyle w:val="Heading3"/>
@@ -19417,6 +20261,14 @@
         <w:t xml:space="preserve"> </w:t>
       </w:r>
       <m:oMath>
+        <m:oMathPr>
+          <m:ctrlPr>
+            <w:rPr>
+              <w:sz w:val="28"/>
+              <w:szCs w:val="28"/>
+            </w:rPr>
+          </m:ctrlPr>
+        </m:oMathPr>
         <m:r>
           <m:t>5.657</m:t>
         </m:r>
@@ -19476,6 +20328,14 @@
         <w:t xml:space="preserve"> </w:t>
       </w:r>
       <m:oMath>
+        <m:oMathPr>
+          <m:ctrlPr>
+            <w:rPr>
+              <w:sz w:val="28"/>
+              <w:szCs w:val="28"/>
+            </w:rPr>
+          </m:ctrlPr>
+        </m:oMathPr>
         <m:r>
           <m:t>15.4</m:t>
         </m:r>
@@ -19508,6 +20368,14 @@
         <w:t xml:space="preserve"> </w:t>
       </w:r>
       <m:oMath>
+        <m:oMathPr>
+          <m:ctrlPr>
+            <w:rPr>
+              <w:sz w:val="28"/>
+              <w:szCs w:val="28"/>
+            </w:rPr>
+          </m:ctrlPr>
+        </m:oMathPr>
         <m:r>
           <m:t>0.1005</m:t>
         </m:r>
@@ -19531,8 +20399,8 @@
         </m:r>
       </m:oMath>
     </w:p>
-    <w:bookmarkEnd w:id="57"/>
-    <w:bookmarkStart w:id="58" w:name="提高训练"/>
+    <w:bookmarkEnd w:id="66"/>
+    <w:bookmarkStart w:id="67" w:name="提高训练"/>
     <w:p>
       <w:pPr>
         <w:pStyle w:val="Heading3"/>
@@ -19571,6 +20439,14 @@
         <w:t xml:space="preserve"> </w:t>
       </w:r>
       <m:oMath>
+        <m:oMathPr>
+          <m:ctrlPr>
+            <w:rPr>
+              <w:sz w:val="28"/>
+              <w:szCs w:val="28"/>
+            </w:rPr>
+          </m:ctrlPr>
+        </m:oMathPr>
         <m:r>
           <m:t>κ</m:t>
         </m:r>
@@ -19734,6 +20610,14 @@
         <w:t xml:space="preserve"> </w:t>
       </w:r>
       <m:oMath>
+        <m:oMathPr>
+          <m:ctrlPr>
+            <w:rPr>
+              <w:sz w:val="28"/>
+              <w:szCs w:val="28"/>
+            </w:rPr>
+          </m:ctrlPr>
+        </m:oMathPr>
         <m:r>
           <m:t>T</m:t>
         </m:r>
@@ -19915,6 +20799,14 @@
         <w:t xml:space="preserve"> </w:t>
       </w:r>
       <m:oMath>
+        <m:oMathPr>
+          <m:ctrlPr>
+            <w:rPr>
+              <w:sz w:val="28"/>
+              <w:szCs w:val="28"/>
+            </w:rPr>
+          </m:ctrlPr>
+        </m:oMathPr>
         <m:r>
           <m:t>A</m:t>
         </m:r>
@@ -19968,6 +20860,14 @@
         <w:t xml:space="preserve"> </w:t>
       </w:r>
       <m:oMath>
+        <m:oMathPr>
+          <m:ctrlPr>
+            <w:rPr>
+              <w:sz w:val="28"/>
+              <w:szCs w:val="28"/>
+            </w:rPr>
+          </m:ctrlPr>
+        </m:oMathPr>
         <m:r>
           <m:t>A</m:t>
         </m:r>
@@ -20008,6 +20908,14 @@
         <w:t xml:space="preserve"> </w:t>
       </w:r>
       <m:oMath>
+        <m:oMathPr>
+          <m:ctrlPr>
+            <w:rPr>
+              <w:sz w:val="28"/>
+              <w:szCs w:val="28"/>
+            </w:rPr>
+          </m:ctrlPr>
+        </m:oMathPr>
         <m:sSup>
           <m:e>
             <m:r>
@@ -20067,6 +20975,14 @@
         <w:t xml:space="preserve">）。测定某样品时，</w:t>
       </w:r>
       <m:oMath>
+        <m:oMathPr>
+          <m:ctrlPr>
+            <w:rPr>
+              <w:sz w:val="28"/>
+              <w:szCs w:val="28"/>
+            </w:rPr>
+          </m:ctrlPr>
+        </m:oMathPr>
         <m:r>
           <m:t>A</m:t>
         </m:r>
@@ -20138,8 +21054,8 @@
         <w:t xml:space="preserve">的浓度。</w:t>
       </w:r>
     </w:p>
-    <w:bookmarkEnd w:id="58"/>
-    <w:bookmarkStart w:id="59" w:name="挑战"/>
+    <w:bookmarkEnd w:id="67"/>
+    <w:bookmarkStart w:id="68" w:name="挑战"/>
     <w:p>
       <w:pPr>
         <w:pStyle w:val="Heading3"/>
@@ -20200,6 +21116,12 @@
       <m:oMathPara>
         <m:oMathParaPr>
           <m:jc m:val="center"/>
+          <m:ctrlPr>
+            <w:rPr>
+              <w:sz w:val="28"/>
+              <w:szCs w:val="28"/>
+            </w:rPr>
+          </m:ctrlPr>
         </m:oMathParaPr>
         <m:oMath>
           <m:r>
@@ -20317,6 +21239,14 @@
         <w:t xml:space="preserve">置信水平，</w:t>
       </w:r>
       <m:oMath>
+        <m:oMathPr>
+          <m:ctrlPr>
+            <w:rPr>
+              <w:sz w:val="28"/>
+              <w:szCs w:val="28"/>
+            </w:rPr>
+          </m:ctrlPr>
+        </m:oMathPr>
         <m:sSub>
           <m:e>
             <m:r>
@@ -20459,6 +21389,14 @@
         <w:t xml:space="preserve"> </w:t>
       </w:r>
       <m:oMath>
+        <m:oMathPr>
+          <m:ctrlPr>
+            <w:rPr>
+              <w:sz w:val="28"/>
+              <w:szCs w:val="28"/>
+            </w:rPr>
+          </m:ctrlPr>
+        </m:oMathPr>
         <m:r>
           <m:t>t</m:t>
         </m:r>
@@ -20486,9 +21424,9 @@
         </w:pict>
       </w:r>
     </w:p>
-    <w:bookmarkEnd w:id="59"/>
-    <w:bookmarkEnd w:id="60"/>
-    <w:bookmarkStart w:id="61" w:name="十二参考答案与提示"/>
+    <w:bookmarkEnd w:id="68"/>
+    <w:bookmarkEnd w:id="69"/>
+    <w:bookmarkStart w:id="70" w:name="十二参考答案与提示"/>
     <w:p>
       <w:pPr>
         <w:pStyle w:val="Heading2"/>
@@ -20675,6 +21613,14 @@
         <w:t xml:space="preserve"> </w:t>
       </w:r>
       <m:oMath>
+        <m:oMathPr>
+          <m:ctrlPr>
+            <w:rPr>
+              <w:sz w:val="28"/>
+              <w:szCs w:val="28"/>
+            </w:rPr>
+          </m:ctrlPr>
+        </m:oMathPr>
         <m:r>
           <m:t>5.66</m:t>
         </m:r>
@@ -20737,6 +21683,14 @@
         <w:t xml:space="preserve"> </w:t>
       </w:r>
       <m:oMath>
+        <m:oMathPr>
+          <m:ctrlPr>
+            <w:rPr>
+              <w:sz w:val="28"/>
+              <w:szCs w:val="28"/>
+            </w:rPr>
+          </m:ctrlPr>
+        </m:oMathPr>
         <m:r>
           <m:t>15.4</m:t>
         </m:r>
@@ -20805,6 +21759,14 @@
         <w:t xml:space="preserve"> </w:t>
       </w:r>
       <m:oMath>
+        <m:oMathPr>
+          <m:ctrlPr>
+            <w:rPr>
+              <w:sz w:val="28"/>
+              <w:szCs w:val="28"/>
+            </w:rPr>
+          </m:ctrlPr>
+        </m:oMathPr>
         <m:r>
           <m:t>0.1005</m:t>
         </m:r>
@@ -20969,6 +21931,14 @@
         <w:t xml:space="preserve"> </w:t>
       </w:r>
       <m:oMath>
+        <m:oMathPr>
+          <m:ctrlPr>
+            <w:rPr>
+              <w:sz w:val="28"/>
+              <w:szCs w:val="28"/>
+            </w:rPr>
+          </m:ctrlPr>
+        </m:oMathPr>
         <m:r>
           <m:t>A</m:t>
         </m:r>
@@ -21010,6 +21980,14 @@
         <w:t xml:space="preserve">；</w:t>
       </w:r>
       <m:oMath>
+        <m:oMathPr>
+          <m:ctrlPr>
+            <w:rPr>
+              <w:sz w:val="28"/>
+              <w:szCs w:val="28"/>
+            </w:rPr>
+          </m:ctrlPr>
+        </m:oMathPr>
         <m:r>
           <m:t>c</m:t>
         </m:r>
@@ -21186,6 +22164,14 @@
         <w:t xml:space="preserve"> </w:t>
       </w:r>
       <m:oMath>
+        <m:oMathPr>
+          <m:ctrlPr>
+            <w:rPr>
+              <w:sz w:val="28"/>
+              <w:szCs w:val="28"/>
+            </w:rPr>
+          </m:ctrlPr>
+        </m:oMathPr>
         <m:sSup>
           <m:e>
             <m:r>
@@ -21278,6 +22264,14 @@
         <w:t xml:space="preserve"> </w:t>
       </w:r>
       <m:oMath>
+        <m:oMathPr>
+          <m:ctrlPr>
+            <w:rPr>
+              <w:sz w:val="28"/>
+              <w:szCs w:val="28"/>
+            </w:rPr>
+          </m:ctrlPr>
+        </m:oMathPr>
         <m:sSup>
           <m:e>
             <m:r>
@@ -21313,6 +22307,14 @@
         <w:t xml:space="preserve"> </w:t>
       </w:r>
       <m:oMath>
+        <m:oMathPr>
+          <m:ctrlPr>
+            <w:rPr>
+              <w:sz w:val="28"/>
+              <w:szCs w:val="28"/>
+            </w:rPr>
+          </m:ctrlPr>
+        </m:oMathPr>
         <m:sSup>
           <m:e>
             <m:r>
@@ -21396,6 +22398,14 @@
         <w:t xml:space="preserve"> </w:t>
       </w:r>
       <m:oMath>
+        <m:oMathPr>
+          <m:ctrlPr>
+            <w:rPr>
+              <w:sz w:val="28"/>
+              <w:szCs w:val="28"/>
+            </w:rPr>
+          </m:ctrlPr>
+        </m:oMathPr>
         <m:r>
           <m:t>k</m:t>
         </m:r>
@@ -21416,6 +22426,14 @@
         <w:t xml:space="preserve">（</w:t>
       </w:r>
       <m:oMath>
+        <m:oMathPr>
+          <m:ctrlPr>
+            <w:rPr>
+              <w:sz w:val="28"/>
+              <w:szCs w:val="28"/>
+            </w:rPr>
+          </m:ctrlPr>
+        </m:oMathPr>
         <m:r>
           <m:t>0.600</m:t>
         </m:r>
@@ -21436,6 +22454,14 @@
         <w:t xml:space="preserve">），</w:t>
       </w:r>
       <m:oMath>
+        <m:oMathPr>
+          <m:ctrlPr>
+            <w:rPr>
+              <w:sz w:val="28"/>
+              <w:szCs w:val="28"/>
+            </w:rPr>
+          </m:ctrlPr>
+        </m:oMathPr>
         <m:sSub>
           <m:e>
             <m:r>
@@ -21582,6 +22608,14 @@
         <w:t xml:space="preserve"> </w:t>
       </w:r>
       <m:oMath>
+        <m:oMathPr>
+          <m:ctrlPr>
+            <w:rPr>
+              <w:sz w:val="28"/>
+              <w:szCs w:val="28"/>
+            </w:rPr>
+          </m:ctrlPr>
+        </m:oMathPr>
         <m:r>
           <m:t>c</m:t>
         </m:r>
@@ -21683,6 +22717,14 @@
         <w:t xml:space="preserve"> </w:t>
       </w:r>
       <m:oMath>
+        <m:oMathPr>
+          <m:ctrlPr>
+            <w:rPr>
+              <w:sz w:val="28"/>
+              <w:szCs w:val="28"/>
+            </w:rPr>
+          </m:ctrlPr>
+        </m:oMathPr>
         <m:sSub>
           <m:e>
             <m:r>
@@ -21833,6 +22875,14 @@
         <w:t xml:space="preserve">检验：</w:t>
       </w:r>
       <m:oMath>
+        <m:oMathPr>
+          <m:ctrlPr>
+            <w:rPr>
+              <w:sz w:val="28"/>
+              <w:szCs w:val="28"/>
+            </w:rPr>
+          </m:ctrlPr>
+        </m:oMathPr>
         <m:r>
           <m:t>Q</m:t>
         </m:r>
@@ -21928,6 +22978,14 @@
         <w:t xml:space="preserve">。</w:t>
       </w:r>
       <m:oMath>
+        <m:oMathPr>
+          <m:ctrlPr>
+            <w:rPr>
+              <w:sz w:val="28"/>
+              <w:szCs w:val="28"/>
+            </w:rPr>
+          </m:ctrlPr>
+        </m:oMathPr>
         <m:r>
           <m:t>0.375</m:t>
         </m:r>
@@ -21968,6 +23026,14 @@
         <w:t xml:space="preserve"> </w:t>
       </w:r>
       <m:oMath>
+        <m:oMathPr>
+          <m:ctrlPr>
+            <w:rPr>
+              <w:sz w:val="28"/>
+              <w:szCs w:val="28"/>
+            </w:rPr>
+          </m:ctrlPr>
+        </m:oMathPr>
         <m:acc>
           <m:accPr>
             <m:chr m:val="‾"/>
@@ -22058,6 +23124,14 @@
         <w:t xml:space="preserve">；</w:t>
       </w:r>
       <m:oMath>
+        <m:oMathPr>
+          <m:ctrlPr>
+            <w:rPr>
+              <w:sz w:val="28"/>
+              <w:szCs w:val="28"/>
+            </w:rPr>
+          </m:ctrlPr>
+        </m:oMathPr>
         <m:r>
           <m:t>s</m:t>
         </m:r>
@@ -22319,6 +23393,14 @@
         <w:t xml:space="preserve">；</w:t>
       </w:r>
       <m:oMath>
+        <m:oMathPr>
+          <m:ctrlPr>
+            <w:rPr>
+              <w:sz w:val="28"/>
+              <w:szCs w:val="28"/>
+            </w:rPr>
+          </m:ctrlPr>
+        </m:oMathPr>
         <m:r>
           <m:rPr>
             <m:sty m:val="p"/>
@@ -22399,6 +23481,14 @@
         <w:t xml:space="preserve">置信区间：</w:t>
       </w:r>
       <m:oMath>
+        <m:oMathPr>
+          <m:ctrlPr>
+            <w:rPr>
+              <w:sz w:val="28"/>
+              <w:szCs w:val="28"/>
+            </w:rPr>
+          </m:ctrlPr>
+        </m:oMathPr>
         <m:r>
           <m:t>μ</m:t>
         </m:r>
@@ -22475,8 +23565,8 @@
         <w:t xml:space="preserve">（%）。</w:t>
       </w:r>
     </w:p>
-    <w:bookmarkEnd w:id="61"/>
-    <w:bookmarkEnd w:id="62"/>
+    <w:bookmarkEnd w:id="70"/>
+    <w:bookmarkEnd w:id="71"/>
     <w:sectPr>
       <w:footerReference w:type="default" r:id="rId9"/>
       <w:footnotePr>

--- a/06-学生侧材料/讲义/2026-06-23-误差处理与分光光度法.docx
+++ b/06-学生侧材料/讲义/2026-06-23-误差处理与分光光度法.docx
@@ -1046,8 +1046,15 @@
     </w:tbl>
     <w:p>
       <w:pPr>
-        <w:pStyle w:val="BlockText"/>
+        <w:pStyle w:val="BodyText"/>
       </w:pPr>
+      <w:r>
+        <w:rPr>
+          <w:b/>
+          <w:bCs/>
+        </w:rPr>
+        <w:t xml:space="preserve">💡 </w:t>
+      </w:r>
       <w:r>
         <w:rPr>
           <w:rFonts w:hint="eastAsia" w:eastAsia="SimSun" w:ascii="Times New Roman" w:hAnsi="Times New Roman"/>
@@ -2452,6 +2459,18 @@
             </w:pPr>
             <w:r>
               <w:rPr>
+                <w:rFonts w:ascii="Times New Roman" w:hAnsi="Times New Roman" w:eastAsia="SimSun"/>
+              </w:rPr>
+              <w:t xml:space="preserve">⚠️</w:t>
+            </w:r>
+            <w:r>
+              <w:rPr>
+                <w:rFonts w:ascii="Times New Roman" w:hAnsi="Times New Roman" w:eastAsia="SimSun"/>
+              </w:rPr>
+              <w:t xml:space="preserve"> </w:t>
+            </w:r>
+            <w:r>
+              <w:rPr>
                 <w:rFonts w:hint="eastAsia" w:ascii="Times New Roman" w:hAnsi="Times New Roman" w:eastAsia="SimSun"/>
                 <w:b/>
                 <w:bCs/>
@@ -2636,6 +2655,18 @@
               <w:pStyle w:val="Compact"/>
               <w:jc w:val="center"/>
             </w:pPr>
+            <w:r>
+              <w:rPr>
+                <w:rFonts w:ascii="Times New Roman" w:hAnsi="Times New Roman" w:eastAsia="SimSun"/>
+              </w:rPr>
+              <w:t xml:space="preserve">⚠️</w:t>
+            </w:r>
+            <w:r>
+              <w:rPr>
+                <w:rFonts w:ascii="Times New Roman" w:hAnsi="Times New Roman" w:eastAsia="SimSun"/>
+              </w:rPr>
+              <w:t xml:space="preserve"> </w:t>
+            </w:r>
             <w:r>
               <w:rPr>
                 <w:rFonts w:hint="eastAsia" w:ascii="Times New Roman" w:hAnsi="Times New Roman" w:eastAsia="SimSun"/>
@@ -3783,8 +3814,11 @@
     </w:tbl>
     <w:p>
       <w:pPr>
-        <w:pStyle w:val="BlockText"/>
+        <w:pStyle w:val="BodyText"/>
       </w:pPr>
+      <w:r>
+        <w:t xml:space="preserve">⚠️ </w:t>
+      </w:r>
       <w:r>
         <w:rPr>
           <w:rFonts w:hint="eastAsia" w:eastAsia="SimSun" w:ascii="Times New Roman" w:hAnsi="Times New Roman"/>
@@ -3822,7 +3856,7 @@
     </w:p>
     <w:p>
       <w:pPr>
-        <w:pStyle w:val="FirstParagraph"/>
+        <w:pStyle w:val="BodyText"/>
       </w:pPr>
       <w:r>
         <w:rPr>
@@ -4640,8 +4674,11 @@
     </w:p>
     <w:p>
       <w:pPr>
-        <w:pStyle w:val="BlockText"/>
+        <w:pStyle w:val="BodyText"/>
       </w:pPr>
+      <w:r>
+        <w:t xml:space="preserve">💡 </w:t>
+      </w:r>
       <w:r>
         <w:rPr>
           <w:rFonts w:hint="eastAsia" w:eastAsia="SimSun" w:ascii="Times New Roman" w:hAnsi="Times New Roman"/>
@@ -9202,8 +9239,14 @@
     </w:tbl>
     <w:p>
       <w:pPr>
-        <w:pStyle w:val="BlockText"/>
+        <w:pStyle w:val="BodyText"/>
       </w:pPr>
+      <w:r>
+        <w:t xml:space="preserve">⚠️</w:t>
+      </w:r>
+      <w:r>
+        <w:t xml:space="preserve"> </w:t>
+      </w:r>
       <w:r>
         <w:rPr>
           <w:rFonts w:hint="eastAsia" w:eastAsia="SimSun" w:ascii="Times New Roman" w:hAnsi="Times New Roman"/>
@@ -11529,8 +11572,11 @@
     </w:tbl>
     <w:p>
       <w:pPr>
-        <w:pStyle w:val="BlockText"/>
+        <w:pStyle w:val="BodyText"/>
       </w:pPr>
+      <w:r>
+        <w:t xml:space="preserve">💡 </w:t>
+      </w:r>
       <w:r>
         <w:rPr>
           <w:rFonts w:hint="eastAsia" w:eastAsia="SimSun" w:ascii="Times New Roman" w:hAnsi="Times New Roman"/>
